--- a/oikea_oppari_ei_dumpattu.docx
+++ b/oikea_oppari_ei_dumpattu.docx
@@ -620,7 +620,7 @@
           <w:r>
             <w:fldChar w:fldCharType="separate"/>
           </w:r>
-          <w:hyperlink w:anchor="_Toc228828563" w:history="1">
+          <w:hyperlink w:anchor="_Toc228829082" w:history="1">
             <w:r>
               <w:rPr>
                 <w:rStyle w:val="Hyperlink"/>
@@ -659,7 +659,7 @@
               <w:rPr>
                 <w:webHidden/>
               </w:rPr>
-              <w:instrText xml:space="preserve"> PAGEREF _Toc228828563 \h </w:instrText>
+              <w:instrText xml:space="preserve"> PAGEREF _Toc228829082 \h </w:instrText>
             </w:r>
             <w:r>
               <w:rPr>
@@ -697,7 +697,7 @@
               <w14:ligatures w14:val="standardContextual"/>
             </w:rPr>
           </w:pPr>
-          <w:hyperlink w:anchor="_Toc228828564" w:history="1">
+          <w:hyperlink w:anchor="_Toc228829083" w:history="1">
             <w:r>
               <w:rPr>
                 <w:rStyle w:val="Hyperlink"/>
@@ -738,7 +738,7 @@
               <w:rPr>
                 <w:webHidden/>
               </w:rPr>
-              <w:instrText xml:space="preserve"> PAGEREF _Toc228828564 \h </w:instrText>
+              <w:instrText xml:space="preserve"> PAGEREF _Toc228829083 \h </w:instrText>
             </w:r>
             <w:r>
               <w:rPr>
@@ -776,7 +776,7 @@
               <w14:ligatures w14:val="standardContextual"/>
             </w:rPr>
           </w:pPr>
-          <w:hyperlink w:anchor="_Toc228828565" w:history="1">
+          <w:hyperlink w:anchor="_Toc228829084" w:history="1">
             <w:r>
               <w:rPr>
                 <w:rStyle w:val="Hyperlink"/>
@@ -816,7 +816,7 @@
               <w:rPr>
                 <w:webHidden/>
               </w:rPr>
-              <w:instrText xml:space="preserve"> PAGEREF _Toc228828565 \h </w:instrText>
+              <w:instrText xml:space="preserve"> PAGEREF _Toc228829084 \h </w:instrText>
             </w:r>
             <w:r>
               <w:rPr>
@@ -854,7 +854,7 @@
               <w14:ligatures w14:val="standardContextual"/>
             </w:rPr>
           </w:pPr>
-          <w:hyperlink w:anchor="_Toc228828566" w:history="1">
+          <w:hyperlink w:anchor="_Toc228829085" w:history="1">
             <w:r>
               <w:rPr>
                 <w:rStyle w:val="Hyperlink"/>
@@ -893,7 +893,7 @@
               <w:rPr>
                 <w:webHidden/>
               </w:rPr>
-              <w:instrText xml:space="preserve"> PAGEREF _Toc228828566 \h </w:instrText>
+              <w:instrText xml:space="preserve"> PAGEREF _Toc228829085 \h </w:instrText>
             </w:r>
             <w:r>
               <w:rPr>
@@ -931,7 +931,7 @@
               <w14:ligatures w14:val="standardContextual"/>
             </w:rPr>
           </w:pPr>
-          <w:hyperlink w:anchor="_Toc228828567" w:history="1">
+          <w:hyperlink w:anchor="_Toc228829086" w:history="1">
             <w:r>
               <w:rPr>
                 <w:rStyle w:val="Hyperlink"/>
@@ -970,7 +970,7 @@
               <w:rPr>
                 <w:webHidden/>
               </w:rPr>
-              <w:instrText xml:space="preserve"> PAGEREF _Toc228828567 \h </w:instrText>
+              <w:instrText xml:space="preserve"> PAGEREF _Toc228829086 \h </w:instrText>
             </w:r>
             <w:r>
               <w:rPr>
@@ -1008,7 +1008,7 @@
               <w14:ligatures w14:val="standardContextual"/>
             </w:rPr>
           </w:pPr>
-          <w:hyperlink w:anchor="_Toc228828568" w:history="1">
+          <w:hyperlink w:anchor="_Toc228829087" w:history="1">
             <w:r>
               <w:rPr>
                 <w:rStyle w:val="Hyperlink"/>
@@ -1047,7 +1047,7 @@
               <w:rPr>
                 <w:webHidden/>
               </w:rPr>
-              <w:instrText xml:space="preserve"> PAGEREF _Toc228828568 \h </w:instrText>
+              <w:instrText xml:space="preserve"> PAGEREF _Toc228829087 \h </w:instrText>
             </w:r>
             <w:r>
               <w:rPr>
@@ -1085,7 +1085,7 @@
               <w14:ligatures w14:val="standardContextual"/>
             </w:rPr>
           </w:pPr>
-          <w:hyperlink w:anchor="_Toc228828569" w:history="1">
+          <w:hyperlink w:anchor="_Toc228829088" w:history="1">
             <w:r>
               <w:rPr>
                 <w:rStyle w:val="Hyperlink"/>
@@ -1124,7 +1124,7 @@
               <w:rPr>
                 <w:webHidden/>
               </w:rPr>
-              <w:instrText xml:space="preserve"> PAGEREF _Toc228828569 \h </w:instrText>
+              <w:instrText xml:space="preserve"> PAGEREF _Toc228829088 \h </w:instrText>
             </w:r>
             <w:r>
               <w:rPr>
@@ -1162,7 +1162,7 @@
               <w14:ligatures w14:val="standardContextual"/>
             </w:rPr>
           </w:pPr>
-          <w:hyperlink w:anchor="_Toc228828570" w:history="1">
+          <w:hyperlink w:anchor="_Toc228829089" w:history="1">
             <w:r>
               <w:rPr>
                 <w:rStyle w:val="Hyperlink"/>
@@ -1201,7 +1201,7 @@
               <w:rPr>
                 <w:webHidden/>
               </w:rPr>
-              <w:instrText xml:space="preserve"> PAGEREF _Toc228828570 \h </w:instrText>
+              <w:instrText xml:space="preserve"> PAGEREF _Toc228829089 \h </w:instrText>
             </w:r>
             <w:r>
               <w:rPr>
@@ -1239,7 +1239,7 @@
               <w14:ligatures w14:val="standardContextual"/>
             </w:rPr>
           </w:pPr>
-          <w:hyperlink w:anchor="_Toc228828571" w:history="1">
+          <w:hyperlink w:anchor="_Toc228829090" w:history="1">
             <w:r>
               <w:rPr>
                 <w:rStyle w:val="Hyperlink"/>
@@ -1278,7 +1278,7 @@
               <w:rPr>
                 <w:webHidden/>
               </w:rPr>
-              <w:instrText xml:space="preserve"> PAGEREF _Toc228828571 \h </w:instrText>
+              <w:instrText xml:space="preserve"> PAGEREF _Toc228829090 \h </w:instrText>
             </w:r>
             <w:r>
               <w:rPr>
@@ -1316,7 +1316,7 @@
               <w14:ligatures w14:val="standardContextual"/>
             </w:rPr>
           </w:pPr>
-          <w:hyperlink w:anchor="_Toc228828572" w:history="1">
+          <w:hyperlink w:anchor="_Toc228829091" w:history="1">
             <w:r>
               <w:rPr>
                 <w:rStyle w:val="Hyperlink"/>
@@ -1355,7 +1355,7 @@
               <w:rPr>
                 <w:webHidden/>
               </w:rPr>
-              <w:instrText xml:space="preserve"> PAGEREF _Toc228828572 \h </w:instrText>
+              <w:instrText xml:space="preserve"> PAGEREF _Toc228829091 \h </w:instrText>
             </w:r>
             <w:r>
               <w:rPr>
@@ -1393,7 +1393,7 @@
               <w14:ligatures w14:val="standardContextual"/>
             </w:rPr>
           </w:pPr>
-          <w:hyperlink w:anchor="_Toc228828573" w:history="1">
+          <w:hyperlink w:anchor="_Toc228829092" w:history="1">
             <w:r>
               <w:rPr>
                 <w:rStyle w:val="Hyperlink"/>
@@ -1432,7 +1432,7 @@
               <w:rPr>
                 <w:webHidden/>
               </w:rPr>
-              <w:instrText xml:space="preserve"> PAGEREF _Toc228828573 \h </w:instrText>
+              <w:instrText xml:space="preserve"> PAGEREF _Toc228829092 \h </w:instrText>
             </w:r>
             <w:r>
               <w:rPr>
@@ -1470,7 +1470,7 @@
               <w14:ligatures w14:val="standardContextual"/>
             </w:rPr>
           </w:pPr>
-          <w:hyperlink w:anchor="_Toc228828574" w:history="1">
+          <w:hyperlink w:anchor="_Toc228829093" w:history="1">
             <w:r>
               <w:rPr>
                 <w:rStyle w:val="Hyperlink"/>
@@ -1509,7 +1509,7 @@
               <w:rPr>
                 <w:webHidden/>
               </w:rPr>
-              <w:instrText xml:space="preserve"> PAGEREF _Toc228828574 \h </w:instrText>
+              <w:instrText xml:space="preserve"> PAGEREF _Toc228829093 \h </w:instrText>
             </w:r>
             <w:r>
               <w:rPr>
@@ -1547,7 +1547,7 @@
               <w14:ligatures w14:val="standardContextual"/>
             </w:rPr>
           </w:pPr>
-          <w:hyperlink w:anchor="_Toc228828575" w:history="1">
+          <w:hyperlink w:anchor="_Toc228829094" w:history="1">
             <w:r>
               <w:rPr>
                 <w:rStyle w:val="Hyperlink"/>
@@ -1586,7 +1586,7 @@
               <w:rPr>
                 <w:webHidden/>
               </w:rPr>
-              <w:instrText xml:space="preserve"> PAGEREF _Toc228828575 \h </w:instrText>
+              <w:instrText xml:space="preserve"> PAGEREF _Toc228829094 \h </w:instrText>
             </w:r>
             <w:r>
               <w:rPr>
@@ -1624,7 +1624,7 @@
               <w14:ligatures w14:val="standardContextual"/>
             </w:rPr>
           </w:pPr>
-          <w:hyperlink w:anchor="_Toc228828576" w:history="1">
+          <w:hyperlink w:anchor="_Toc228829095" w:history="1">
             <w:r>
               <w:rPr>
                 <w:rStyle w:val="Hyperlink"/>
@@ -1665,7 +1665,7 @@
               <w:rPr>
                 <w:webHidden/>
               </w:rPr>
-              <w:instrText xml:space="preserve"> PAGEREF _Toc228828576 \h </w:instrText>
+              <w:instrText xml:space="preserve"> PAGEREF _Toc228829095 \h </w:instrText>
             </w:r>
             <w:r>
               <w:rPr>
@@ -1703,7 +1703,7 @@
               <w14:ligatures w14:val="standardContextual"/>
             </w:rPr>
           </w:pPr>
-          <w:hyperlink w:anchor="_Toc228828577" w:history="1">
+          <w:hyperlink w:anchor="_Toc228829096" w:history="1">
             <w:r>
               <w:rPr>
                 <w:rStyle w:val="Hyperlink"/>
@@ -1743,7 +1743,7 @@
               <w:rPr>
                 <w:webHidden/>
               </w:rPr>
-              <w:instrText xml:space="preserve"> PAGEREF _Toc228828577 \h </w:instrText>
+              <w:instrText xml:space="preserve"> PAGEREF _Toc228829096 \h </w:instrText>
             </w:r>
             <w:r>
               <w:rPr>
@@ -1781,7 +1781,7 @@
               <w14:ligatures w14:val="standardContextual"/>
             </w:rPr>
           </w:pPr>
-          <w:hyperlink w:anchor="_Toc228828578" w:history="1">
+          <w:hyperlink w:anchor="_Toc228829097" w:history="1">
             <w:r>
               <w:rPr>
                 <w:rStyle w:val="Hyperlink"/>
@@ -1822,7 +1822,7 @@
               <w:rPr>
                 <w:webHidden/>
               </w:rPr>
-              <w:instrText xml:space="preserve"> PAGEREF _Toc228828578 \h </w:instrText>
+              <w:instrText xml:space="preserve"> PAGEREF _Toc228829097 \h </w:instrText>
             </w:r>
             <w:r>
               <w:rPr>
@@ -1860,7 +1860,7 @@
               <w14:ligatures w14:val="standardContextual"/>
             </w:rPr>
           </w:pPr>
-          <w:hyperlink w:anchor="_Toc228828579" w:history="1">
+          <w:hyperlink w:anchor="_Toc228829098" w:history="1">
             <w:r>
               <w:rPr>
                 <w:rStyle w:val="Hyperlink"/>
@@ -1901,7 +1901,7 @@
               <w:rPr>
                 <w:webHidden/>
               </w:rPr>
-              <w:instrText xml:space="preserve"> PAGEREF _Toc228828579 \h </w:instrText>
+              <w:instrText xml:space="preserve"> PAGEREF _Toc228829098 \h </w:instrText>
             </w:r>
             <w:r>
               <w:rPr>
@@ -1939,7 +1939,7 @@
               <w14:ligatures w14:val="standardContextual"/>
             </w:rPr>
           </w:pPr>
-          <w:hyperlink w:anchor="_Toc228828580" w:history="1">
+          <w:hyperlink w:anchor="_Toc228829099" w:history="1">
             <w:r>
               <w:rPr>
                 <w:rStyle w:val="Hyperlink"/>
@@ -1979,7 +1979,7 @@
               <w:rPr>
                 <w:webHidden/>
               </w:rPr>
-              <w:instrText xml:space="preserve"> PAGEREF _Toc228828580 \h </w:instrText>
+              <w:instrText xml:space="preserve"> PAGEREF _Toc228829099 \h </w:instrText>
             </w:r>
             <w:r>
               <w:rPr>
@@ -2017,7 +2017,7 @@
               <w14:ligatures w14:val="standardContextual"/>
             </w:rPr>
           </w:pPr>
-          <w:hyperlink w:anchor="_Toc228828581" w:history="1">
+          <w:hyperlink w:anchor="_Toc228829100" w:history="1">
             <w:r>
               <w:rPr>
                 <w:rStyle w:val="Hyperlink"/>
@@ -2058,7 +2058,7 @@
               <w:rPr>
                 <w:webHidden/>
               </w:rPr>
-              <w:instrText xml:space="preserve"> PAGEREF _Toc228828581 \h </w:instrText>
+              <w:instrText xml:space="preserve"> PAGEREF _Toc228829100 \h </w:instrText>
             </w:r>
             <w:r>
               <w:rPr>
@@ -2096,7 +2096,7 @@
               <w14:ligatures w14:val="standardContextual"/>
             </w:rPr>
           </w:pPr>
-          <w:hyperlink w:anchor="_Toc228828582" w:history="1">
+          <w:hyperlink w:anchor="_Toc228829101" w:history="1">
             <w:r>
               <w:rPr>
                 <w:rStyle w:val="Hyperlink"/>
@@ -2137,7 +2137,7 @@
               <w:rPr>
                 <w:webHidden/>
               </w:rPr>
-              <w:instrText xml:space="preserve"> PAGEREF _Toc228828582 \h </w:instrText>
+              <w:instrText xml:space="preserve"> PAGEREF _Toc228829101 \h </w:instrText>
             </w:r>
             <w:r>
               <w:rPr>
@@ -2175,7 +2175,7 @@
               <w14:ligatures w14:val="standardContextual"/>
             </w:rPr>
           </w:pPr>
-          <w:hyperlink w:anchor="_Toc228828583" w:history="1">
+          <w:hyperlink w:anchor="_Toc228829102" w:history="1">
             <w:r>
               <w:rPr>
                 <w:rStyle w:val="Hyperlink"/>
@@ -2216,7 +2216,7 @@
               <w:rPr>
                 <w:webHidden/>
               </w:rPr>
-              <w:instrText xml:space="preserve"> PAGEREF _Toc228828583 \h </w:instrText>
+              <w:instrText xml:space="preserve"> PAGEREF _Toc228829102 \h </w:instrText>
             </w:r>
             <w:r>
               <w:rPr>
@@ -2254,7 +2254,7 @@
               <w14:ligatures w14:val="standardContextual"/>
             </w:rPr>
           </w:pPr>
-          <w:hyperlink w:anchor="_Toc228828584" w:history="1">
+          <w:hyperlink w:anchor="_Toc228829103" w:history="1">
             <w:r>
               <w:rPr>
                 <w:rStyle w:val="Hyperlink"/>
@@ -2294,7 +2294,7 @@
               <w:rPr>
                 <w:webHidden/>
               </w:rPr>
-              <w:instrText xml:space="preserve"> PAGEREF _Toc228828584 \h </w:instrText>
+              <w:instrText xml:space="preserve"> PAGEREF _Toc228829103 \h </w:instrText>
             </w:r>
             <w:r>
               <w:rPr>
@@ -2332,7 +2332,7 @@
               <w14:ligatures w14:val="standardContextual"/>
             </w:rPr>
           </w:pPr>
-          <w:hyperlink w:anchor="_Toc228828585" w:history="1">
+          <w:hyperlink w:anchor="_Toc228829104" w:history="1">
             <w:r>
               <w:rPr>
                 <w:rStyle w:val="Hyperlink"/>
@@ -2373,7 +2373,7 @@
               <w:rPr>
                 <w:webHidden/>
               </w:rPr>
-              <w:instrText xml:space="preserve"> PAGEREF _Toc228828585 \h </w:instrText>
+              <w:instrText xml:space="preserve"> PAGEREF _Toc228829104 \h </w:instrText>
             </w:r>
             <w:r>
               <w:rPr>
@@ -2411,7 +2411,7 @@
               <w14:ligatures w14:val="standardContextual"/>
             </w:rPr>
           </w:pPr>
-          <w:hyperlink w:anchor="_Toc228828586" w:history="1">
+          <w:hyperlink w:anchor="_Toc228829105" w:history="1">
             <w:r>
               <w:rPr>
                 <w:rStyle w:val="Hyperlink"/>
@@ -2452,7 +2452,7 @@
               <w:rPr>
                 <w:webHidden/>
               </w:rPr>
-              <w:instrText xml:space="preserve"> PAGEREF _Toc228828586 \h </w:instrText>
+              <w:instrText xml:space="preserve"> PAGEREF _Toc228829105 \h </w:instrText>
             </w:r>
             <w:r>
               <w:rPr>
@@ -2490,7 +2490,7 @@
               <w14:ligatures w14:val="standardContextual"/>
             </w:rPr>
           </w:pPr>
-          <w:hyperlink w:anchor="_Toc228828587" w:history="1">
+          <w:hyperlink w:anchor="_Toc228829106" w:history="1">
             <w:r>
               <w:rPr>
                 <w:rStyle w:val="Hyperlink"/>
@@ -2531,7 +2531,7 @@
               <w:rPr>
                 <w:webHidden/>
               </w:rPr>
-              <w:instrText xml:space="preserve"> PAGEREF _Toc228828587 \h </w:instrText>
+              <w:instrText xml:space="preserve"> PAGEREF _Toc228829106 \h </w:instrText>
             </w:r>
             <w:r>
               <w:rPr>
@@ -2569,7 +2569,7 @@
               <w14:ligatures w14:val="standardContextual"/>
             </w:rPr>
           </w:pPr>
-          <w:hyperlink w:anchor="_Toc228828588" w:history="1">
+          <w:hyperlink w:anchor="_Toc228829107" w:history="1">
             <w:r>
               <w:rPr>
                 <w:rStyle w:val="Hyperlink"/>
@@ -2609,7 +2609,7 @@
               <w:rPr>
                 <w:webHidden/>
               </w:rPr>
-              <w:instrText xml:space="preserve"> PAGEREF _Toc228828588 \h </w:instrText>
+              <w:instrText xml:space="preserve"> PAGEREF _Toc228829107 \h </w:instrText>
             </w:r>
             <w:r>
               <w:rPr>
@@ -2647,7 +2647,7 @@
               <w14:ligatures w14:val="standardContextual"/>
             </w:rPr>
           </w:pPr>
-          <w:hyperlink w:anchor="_Toc228828589" w:history="1">
+          <w:hyperlink w:anchor="_Toc228829108" w:history="1">
             <w:r>
               <w:rPr>
                 <w:rStyle w:val="Hyperlink"/>
@@ -2686,7 +2686,7 @@
               <w:rPr>
                 <w:webHidden/>
               </w:rPr>
-              <w:instrText xml:space="preserve"> PAGEREF _Toc228828589 \h </w:instrText>
+              <w:instrText xml:space="preserve"> PAGEREF _Toc228829108 \h </w:instrText>
             </w:r>
             <w:r>
               <w:rPr>
@@ -2724,7 +2724,7 @@
               <w14:ligatures w14:val="standardContextual"/>
             </w:rPr>
           </w:pPr>
-          <w:hyperlink w:anchor="_Toc228828590" w:history="1">
+          <w:hyperlink w:anchor="_Toc228829109" w:history="1">
             <w:r>
               <w:rPr>
                 <w:rStyle w:val="Hyperlink"/>
@@ -2763,7 +2763,7 @@
               <w:rPr>
                 <w:webHidden/>
               </w:rPr>
-              <w:instrText xml:space="preserve"> PAGEREF _Toc228828590 \h </w:instrText>
+              <w:instrText xml:space="preserve"> PAGEREF _Toc228829109 \h </w:instrText>
             </w:r>
             <w:r>
               <w:rPr>
@@ -2801,7 +2801,7 @@
               <w14:ligatures w14:val="standardContextual"/>
             </w:rPr>
           </w:pPr>
-          <w:hyperlink w:anchor="_Toc228828591" w:history="1">
+          <w:hyperlink w:anchor="_Toc228829110" w:history="1">
             <w:r>
               <w:rPr>
                 <w:rStyle w:val="Hyperlink"/>
@@ -2840,7 +2840,7 @@
               <w:rPr>
                 <w:webHidden/>
               </w:rPr>
-              <w:instrText xml:space="preserve"> PAGEREF _Toc228828591 \h </w:instrText>
+              <w:instrText xml:space="preserve"> PAGEREF _Toc228829110 \h </w:instrText>
             </w:r>
             <w:r>
               <w:rPr>
@@ -2878,7 +2878,7 @@
               <w14:ligatures w14:val="standardContextual"/>
             </w:rPr>
           </w:pPr>
-          <w:hyperlink w:anchor="_Toc228828592" w:history="1">
+          <w:hyperlink w:anchor="_Toc228829111" w:history="1">
             <w:r>
               <w:rPr>
                 <w:rStyle w:val="Hyperlink"/>
@@ -2917,7 +2917,7 @@
               <w:rPr>
                 <w:webHidden/>
               </w:rPr>
-              <w:instrText xml:space="preserve"> PAGEREF _Toc228828592 \h </w:instrText>
+              <w:instrText xml:space="preserve"> PAGEREF _Toc228829111 \h </w:instrText>
             </w:r>
             <w:r>
               <w:rPr>
@@ -2955,7 +2955,7 @@
               <w14:ligatures w14:val="standardContextual"/>
             </w:rPr>
           </w:pPr>
-          <w:hyperlink w:anchor="_Toc228828593" w:history="1">
+          <w:hyperlink w:anchor="_Toc228829112" w:history="1">
             <w:r>
               <w:rPr>
                 <w:rStyle w:val="Hyperlink"/>
@@ -2994,7 +2994,7 @@
               <w:rPr>
                 <w:webHidden/>
               </w:rPr>
-              <w:instrText xml:space="preserve"> PAGEREF _Toc228828593 \h </w:instrText>
+              <w:instrText xml:space="preserve"> PAGEREF _Toc228829112 \h </w:instrText>
             </w:r>
             <w:r>
               <w:rPr>
@@ -3032,7 +3032,7 @@
               <w14:ligatures w14:val="standardContextual"/>
             </w:rPr>
           </w:pPr>
-          <w:hyperlink w:anchor="_Toc228828594" w:history="1">
+          <w:hyperlink w:anchor="_Toc228829113" w:history="1">
             <w:r>
               <w:rPr>
                 <w:rStyle w:val="Hyperlink"/>
@@ -3071,7 +3071,7 @@
               <w:rPr>
                 <w:webHidden/>
               </w:rPr>
-              <w:instrText xml:space="preserve"> PAGEREF _Toc228828594 \h </w:instrText>
+              <w:instrText xml:space="preserve"> PAGEREF _Toc228829113 \h </w:instrText>
             </w:r>
             <w:r>
               <w:rPr>
@@ -3109,7 +3109,7 @@
               <w14:ligatures w14:val="standardContextual"/>
             </w:rPr>
           </w:pPr>
-          <w:hyperlink w:anchor="_Toc228828595" w:history="1">
+          <w:hyperlink w:anchor="_Toc228829114" w:history="1">
             <w:r>
               <w:rPr>
                 <w:rStyle w:val="Hyperlink"/>
@@ -3148,7 +3148,7 @@
               <w:rPr>
                 <w:webHidden/>
               </w:rPr>
-              <w:instrText xml:space="preserve"> PAGEREF _Toc228828595 \h </w:instrText>
+              <w:instrText xml:space="preserve"> PAGEREF _Toc228829114 \h </w:instrText>
             </w:r>
             <w:r>
               <w:rPr>
@@ -3186,7 +3186,7 @@
               <w14:ligatures w14:val="standardContextual"/>
             </w:rPr>
           </w:pPr>
-          <w:hyperlink w:anchor="_Toc228828596" w:history="1">
+          <w:hyperlink w:anchor="_Toc228829115" w:history="1">
             <w:r>
               <w:rPr>
                 <w:rStyle w:val="Hyperlink"/>
@@ -3225,7 +3225,7 @@
               <w:rPr>
                 <w:webHidden/>
               </w:rPr>
-              <w:instrText xml:space="preserve"> PAGEREF _Toc228828596 \h </w:instrText>
+              <w:instrText xml:space="preserve"> PAGEREF _Toc228829115 \h </w:instrText>
             </w:r>
             <w:r>
               <w:rPr>
@@ -3263,7 +3263,7 @@
               <w14:ligatures w14:val="standardContextual"/>
             </w:rPr>
           </w:pPr>
-          <w:hyperlink w:anchor="_Toc228828597" w:history="1">
+          <w:hyperlink w:anchor="_Toc228829116" w:history="1">
             <w:r>
               <w:rPr>
                 <w:rStyle w:val="Hyperlink"/>
@@ -3302,7 +3302,7 @@
               <w:rPr>
                 <w:webHidden/>
               </w:rPr>
-              <w:instrText xml:space="preserve"> PAGEREF _Toc228828597 \h </w:instrText>
+              <w:instrText xml:space="preserve"> PAGEREF _Toc228829116 \h </w:instrText>
             </w:r>
             <w:r>
               <w:rPr>
@@ -3340,7 +3340,7 @@
               <w14:ligatures w14:val="standardContextual"/>
             </w:rPr>
           </w:pPr>
-          <w:hyperlink w:anchor="_Toc228828598" w:history="1">
+          <w:hyperlink w:anchor="_Toc228829117" w:history="1">
             <w:r>
               <w:rPr>
                 <w:rStyle w:val="Hyperlink"/>
@@ -3379,7 +3379,7 @@
               <w:rPr>
                 <w:webHidden/>
               </w:rPr>
-              <w:instrText xml:space="preserve"> PAGEREF _Toc228828598 \h </w:instrText>
+              <w:instrText xml:space="preserve"> PAGEREF _Toc228829117 \h </w:instrText>
             </w:r>
             <w:r>
               <w:rPr>
@@ -3417,7 +3417,7 @@
               <w14:ligatures w14:val="standardContextual"/>
             </w:rPr>
           </w:pPr>
-          <w:hyperlink w:anchor="_Toc228828599" w:history="1">
+          <w:hyperlink w:anchor="_Toc228829118" w:history="1">
             <w:r>
               <w:rPr>
                 <w:rStyle w:val="Hyperlink"/>
@@ -3456,7 +3456,7 @@
               <w:rPr>
                 <w:webHidden/>
               </w:rPr>
-              <w:instrText xml:space="preserve"> PAGEREF _Toc228828599 \h </w:instrText>
+              <w:instrText xml:space="preserve"> PAGEREF _Toc228829118 \h </w:instrText>
             </w:r>
             <w:r>
               <w:rPr>
@@ -3494,7 +3494,7 @@
               <w14:ligatures w14:val="standardContextual"/>
             </w:rPr>
           </w:pPr>
-          <w:hyperlink w:anchor="_Toc228828600" w:history="1">
+          <w:hyperlink w:anchor="_Toc228829119" w:history="1">
             <w:r>
               <w:rPr>
                 <w:rStyle w:val="Hyperlink"/>
@@ -3533,7 +3533,7 @@
               <w:rPr>
                 <w:webHidden/>
               </w:rPr>
-              <w:instrText xml:space="preserve"> PAGEREF _Toc228828600 \h </w:instrText>
+              <w:instrText xml:space="preserve"> PAGEREF _Toc228829119 \h </w:instrText>
             </w:r>
             <w:r>
               <w:rPr>
@@ -3571,7 +3571,7 @@
               <w14:ligatures w14:val="standardContextual"/>
             </w:rPr>
           </w:pPr>
-          <w:hyperlink w:anchor="_Toc228828601" w:history="1">
+          <w:hyperlink w:anchor="_Toc228829120" w:history="1">
             <w:r>
               <w:rPr>
                 <w:rStyle w:val="Hyperlink"/>
@@ -3610,7 +3610,7 @@
               <w:rPr>
                 <w:webHidden/>
               </w:rPr>
-              <w:instrText xml:space="preserve"> PAGEREF _Toc228828601 \h </w:instrText>
+              <w:instrText xml:space="preserve"> PAGEREF _Toc228829120 \h </w:instrText>
             </w:r>
             <w:r>
               <w:rPr>
@@ -3648,7 +3648,7 @@
               <w14:ligatures w14:val="standardContextual"/>
             </w:rPr>
           </w:pPr>
-          <w:hyperlink w:anchor="_Toc228828602" w:history="1">
+          <w:hyperlink w:anchor="_Toc228829121" w:history="1">
             <w:r>
               <w:rPr>
                 <w:rStyle w:val="Hyperlink"/>
@@ -3687,7 +3687,7 @@
               <w:rPr>
                 <w:webHidden/>
               </w:rPr>
-              <w:instrText xml:space="preserve"> PAGEREF _Toc228828602 \h </w:instrText>
+              <w:instrText xml:space="preserve"> PAGEREF _Toc228829121 \h </w:instrText>
             </w:r>
             <w:r>
               <w:rPr>
@@ -3725,7 +3725,7 @@
               <w14:ligatures w14:val="standardContextual"/>
             </w:rPr>
           </w:pPr>
-          <w:hyperlink w:anchor="_Toc228828603" w:history="1">
+          <w:hyperlink w:anchor="_Toc228829122" w:history="1">
             <w:r>
               <w:rPr>
                 <w:rStyle w:val="Hyperlink"/>
@@ -3764,7 +3764,7 @@
               <w:rPr>
                 <w:webHidden/>
               </w:rPr>
-              <w:instrText xml:space="preserve"> PAGEREF _Toc228828603 \h </w:instrText>
+              <w:instrText xml:space="preserve"> PAGEREF _Toc228829122 \h </w:instrText>
             </w:r>
             <w:r>
               <w:rPr>
@@ -3802,7 +3802,7 @@
               <w14:ligatures w14:val="standardContextual"/>
             </w:rPr>
           </w:pPr>
-          <w:hyperlink w:anchor="_Toc228828604" w:history="1">
+          <w:hyperlink w:anchor="_Toc228829123" w:history="1">
             <w:r>
               <w:rPr>
                 <w:rStyle w:val="Hyperlink"/>
@@ -3842,7 +3842,7 @@
               <w:rPr>
                 <w:webHidden/>
               </w:rPr>
-              <w:instrText xml:space="preserve"> PAGEREF _Toc228828604 \h </w:instrText>
+              <w:instrText xml:space="preserve"> PAGEREF _Toc228829123 \h </w:instrText>
             </w:r>
             <w:r>
               <w:rPr>
@@ -3880,7 +3880,7 @@
               <w14:ligatures w14:val="standardContextual"/>
             </w:rPr>
           </w:pPr>
-          <w:hyperlink w:anchor="_Toc228828605" w:history="1">
+          <w:hyperlink w:anchor="_Toc228829124" w:history="1">
             <w:r>
               <w:rPr>
                 <w:rStyle w:val="Hyperlink"/>
@@ -3919,7 +3919,7 @@
               <w:rPr>
                 <w:webHidden/>
               </w:rPr>
-              <w:instrText xml:space="preserve"> PAGEREF _Toc228828605 \h </w:instrText>
+              <w:instrText xml:space="preserve"> PAGEREF _Toc228829124 \h </w:instrText>
             </w:r>
             <w:r>
               <w:rPr>
@@ -3957,7 +3957,7 @@
               <w14:ligatures w14:val="standardContextual"/>
             </w:rPr>
           </w:pPr>
-          <w:hyperlink w:anchor="_Toc228828606" w:history="1">
+          <w:hyperlink w:anchor="_Toc228829125" w:history="1">
             <w:r>
               <w:rPr>
                 <w:rStyle w:val="Hyperlink"/>
@@ -3996,7 +3996,7 @@
               <w:rPr>
                 <w:webHidden/>
               </w:rPr>
-              <w:instrText xml:space="preserve"> PAGEREF _Toc228828606 \h </w:instrText>
+              <w:instrText xml:space="preserve"> PAGEREF _Toc228829125 \h </w:instrText>
             </w:r>
             <w:r>
               <w:rPr>
@@ -4034,7 +4034,7 @@
               <w14:ligatures w14:val="standardContextual"/>
             </w:rPr>
           </w:pPr>
-          <w:hyperlink w:anchor="_Toc228828607" w:history="1">
+          <w:hyperlink w:anchor="_Toc228829126" w:history="1">
             <w:r>
               <w:rPr>
                 <w:rStyle w:val="Hyperlink"/>
@@ -4073,7 +4073,7 @@
               <w:rPr>
                 <w:webHidden/>
               </w:rPr>
-              <w:instrText xml:space="preserve"> PAGEREF _Toc228828607 \h </w:instrText>
+              <w:instrText xml:space="preserve"> PAGEREF _Toc228829126 \h </w:instrText>
             </w:r>
             <w:r>
               <w:rPr>
@@ -4111,7 +4111,7 @@
               <w14:ligatures w14:val="standardContextual"/>
             </w:rPr>
           </w:pPr>
-          <w:hyperlink w:anchor="_Toc228828608" w:history="1">
+          <w:hyperlink w:anchor="_Toc228829127" w:history="1">
             <w:r>
               <w:rPr>
                 <w:rStyle w:val="Hyperlink"/>
@@ -4150,7 +4150,7 @@
               <w:rPr>
                 <w:webHidden/>
               </w:rPr>
-              <w:instrText xml:space="preserve"> PAGEREF _Toc228828608 \h </w:instrText>
+              <w:instrText xml:space="preserve"> PAGEREF _Toc228829127 \h </w:instrText>
             </w:r>
             <w:r>
               <w:rPr>
@@ -4168,6 +4168,83 @@
                 <w:webHidden/>
               </w:rPr>
               <w:t>29</w:t>
+            </w:r>
+            <w:r>
+              <w:rPr>
+                <w:webHidden/>
+              </w:rPr>
+              <w:fldChar w:fldCharType="end"/>
+            </w:r>
+          </w:hyperlink>
+        </w:p>
+        <w:p>
+          <w:pPr>
+            <w:pStyle w:val="TOC3"/>
+            <w:rPr>
+              <w:rFonts w:asciiTheme="minorHAnsi" w:eastAsiaTheme="minorEastAsia" w:hAnsiTheme="minorHAnsi" w:cstheme="minorBidi"/>
+              <w:kern w:val="2"/>
+              <w:sz w:val="24"/>
+              <w:lang w:val="en-FI" w:eastAsia="en-FI"/>
+              <w14:ligatures w14:val="standardContextual"/>
+            </w:rPr>
+          </w:pPr>
+          <w:hyperlink w:anchor="_Toc228829128" w:history="1">
+            <w:r>
+              <w:rPr>
+                <w:rStyle w:val="Hyperlink"/>
+              </w:rPr>
+              <w:t>5.10.3</w:t>
+            </w:r>
+            <w:r>
+              <w:rPr>
+                <w:rFonts w:asciiTheme="minorHAnsi" w:eastAsiaTheme="minorEastAsia" w:hAnsiTheme="minorHAnsi" w:cstheme="minorBidi"/>
+                <w:kern w:val="2"/>
+                <w:sz w:val="24"/>
+                <w:lang w:val="en-FI" w:eastAsia="en-FI"/>
+                <w14:ligatures w14:val="standardContextual"/>
+              </w:rPr>
+              <w:tab/>
+            </w:r>
+            <w:r>
+              <w:rPr>
+                <w:rStyle w:val="Hyperlink"/>
+              </w:rPr>
+              <w:t>Muotoilun sovittaminen opinnäytetyöpohjaan</w:t>
+            </w:r>
+            <w:r>
+              <w:rPr>
+                <w:webHidden/>
+              </w:rPr>
+              <w:tab/>
+            </w:r>
+            <w:r>
+              <w:rPr>
+                <w:webHidden/>
+              </w:rPr>
+              <w:fldChar w:fldCharType="begin"/>
+            </w:r>
+            <w:r>
+              <w:rPr>
+                <w:webHidden/>
+              </w:rPr>
+              <w:instrText xml:space="preserve"> PAGEREF _Toc228829128 \h </w:instrText>
+            </w:r>
+            <w:r>
+              <w:rPr>
+                <w:webHidden/>
+              </w:rPr>
+            </w:r>
+            <w:r>
+              <w:rPr>
+                <w:webHidden/>
+              </w:rPr>
+              <w:fldChar w:fldCharType="separate"/>
+            </w:r>
+            <w:r>
+              <w:rPr>
+                <w:webHidden/>
+              </w:rPr>
+              <w:t>30</w:t>
             </w:r>
             <w:r>
               <w:rPr>
@@ -4188,7 +4265,7 @@
               <w14:ligatures w14:val="standardContextual"/>
             </w:rPr>
           </w:pPr>
-          <w:hyperlink w:anchor="_Toc228828609" w:history="1">
+          <w:hyperlink w:anchor="_Toc228829129" w:history="1">
             <w:r>
               <w:rPr>
                 <w:rStyle w:val="Hyperlink"/>
@@ -4227,7 +4304,7 @@
               <w:rPr>
                 <w:webHidden/>
               </w:rPr>
-              <w:instrText xml:space="preserve"> PAGEREF _Toc228828609 \h </w:instrText>
+              <w:instrText xml:space="preserve"> PAGEREF _Toc228829129 \h </w:instrText>
             </w:r>
             <w:r>
               <w:rPr>
@@ -4265,7 +4342,7 @@
               <w14:ligatures w14:val="standardContextual"/>
             </w:rPr>
           </w:pPr>
-          <w:hyperlink w:anchor="_Toc228828610" w:history="1">
+          <w:hyperlink w:anchor="_Toc228829130" w:history="1">
             <w:r>
               <w:rPr>
                 <w:rStyle w:val="Hyperlink"/>
@@ -4304,7 +4381,7 @@
               <w:rPr>
                 <w:webHidden/>
               </w:rPr>
-              <w:instrText xml:space="preserve"> PAGEREF _Toc228828610 \h </w:instrText>
+              <w:instrText xml:space="preserve"> PAGEREF _Toc228829130 \h </w:instrText>
             </w:r>
             <w:r>
               <w:rPr>
@@ -4321,7 +4398,7 @@
               <w:rPr>
                 <w:webHidden/>
               </w:rPr>
-              <w:t>30</w:t>
+              <w:t>31</w:t>
             </w:r>
             <w:r>
               <w:rPr>
@@ -4342,7 +4419,7 @@
               <w14:ligatures w14:val="standardContextual"/>
             </w:rPr>
           </w:pPr>
-          <w:hyperlink w:anchor="_Toc228828611" w:history="1">
+          <w:hyperlink w:anchor="_Toc228829131" w:history="1">
             <w:r>
               <w:rPr>
                 <w:rStyle w:val="Hyperlink"/>
@@ -4382,7 +4459,7 @@
               <w:rPr>
                 <w:webHidden/>
               </w:rPr>
-              <w:instrText xml:space="preserve"> PAGEREF _Toc228828611 \h </w:instrText>
+              <w:instrText xml:space="preserve"> PAGEREF _Toc228829131 \h </w:instrText>
             </w:r>
             <w:r>
               <w:rPr>
@@ -4399,7 +4476,7 @@
               <w:rPr>
                 <w:webHidden/>
               </w:rPr>
-              <w:t>31</w:t>
+              <w:t>32</w:t>
             </w:r>
             <w:r>
               <w:rPr>
@@ -4420,7 +4497,7 @@
               <w14:ligatures w14:val="standardContextual"/>
             </w:rPr>
           </w:pPr>
-          <w:hyperlink w:anchor="_Toc228828612" w:history="1">
+          <w:hyperlink w:anchor="_Toc228829132" w:history="1">
             <w:r>
               <w:rPr>
                 <w:rStyle w:val="Hyperlink"/>
@@ -4461,7 +4538,7 @@
               <w:rPr>
                 <w:webHidden/>
               </w:rPr>
-              <w:instrText xml:space="preserve"> PAGEREF _Toc228828612 \h </w:instrText>
+              <w:instrText xml:space="preserve"> PAGEREF _Toc228829132 \h </w:instrText>
             </w:r>
             <w:r>
               <w:rPr>
@@ -4478,7 +4555,7 @@
               <w:rPr>
                 <w:webHidden/>
               </w:rPr>
-              <w:t>31</w:t>
+              <w:t>32</w:t>
             </w:r>
             <w:r>
               <w:rPr>
@@ -4499,7 +4576,7 @@
               <w14:ligatures w14:val="standardContextual"/>
             </w:rPr>
           </w:pPr>
-          <w:hyperlink w:anchor="_Toc228828613" w:history="1">
+          <w:hyperlink w:anchor="_Toc228829133" w:history="1">
             <w:r>
               <w:rPr>
                 <w:rStyle w:val="Hyperlink"/>
@@ -4540,7 +4617,7 @@
               <w:rPr>
                 <w:webHidden/>
               </w:rPr>
-              <w:instrText xml:space="preserve"> PAGEREF _Toc228828613 \h </w:instrText>
+              <w:instrText xml:space="preserve"> PAGEREF _Toc228829133 \h </w:instrText>
             </w:r>
             <w:r>
               <w:rPr>
@@ -4557,7 +4634,7 @@
               <w:rPr>
                 <w:webHidden/>
               </w:rPr>
-              <w:t>31</w:t>
+              <w:t>32</w:t>
             </w:r>
             <w:r>
               <w:rPr>
@@ -4578,7 +4655,7 @@
               <w14:ligatures w14:val="standardContextual"/>
             </w:rPr>
           </w:pPr>
-          <w:hyperlink w:anchor="_Toc228828614" w:history="1">
+          <w:hyperlink w:anchor="_Toc228829134" w:history="1">
             <w:r>
               <w:rPr>
                 <w:rStyle w:val="Hyperlink"/>
@@ -4619,7 +4696,7 @@
               <w:rPr>
                 <w:webHidden/>
               </w:rPr>
-              <w:instrText xml:space="preserve"> PAGEREF _Toc228828614 \h </w:instrText>
+              <w:instrText xml:space="preserve"> PAGEREF _Toc228829134 \h </w:instrText>
             </w:r>
             <w:r>
               <w:rPr>
@@ -4657,7 +4734,7 @@
               <w14:ligatures w14:val="standardContextual"/>
             </w:rPr>
           </w:pPr>
-          <w:hyperlink w:anchor="_Toc228828615" w:history="1">
+          <w:hyperlink w:anchor="_Toc228829135" w:history="1">
             <w:r>
               <w:rPr>
                 <w:rStyle w:val="Hyperlink"/>
@@ -4697,7 +4774,7 @@
               <w:rPr>
                 <w:webHidden/>
               </w:rPr>
-              <w:instrText xml:space="preserve"> PAGEREF _Toc228828615 \h </w:instrText>
+              <w:instrText xml:space="preserve"> PAGEREF _Toc228829135 \h </w:instrText>
             </w:r>
             <w:r>
               <w:rPr>
@@ -4714,7 +4791,7 @@
               <w:rPr>
                 <w:webHidden/>
               </w:rPr>
-              <w:t>32</w:t>
+              <w:t>33</w:t>
             </w:r>
             <w:r>
               <w:rPr>
@@ -4735,7 +4812,7 @@
               <w14:ligatures w14:val="standardContextual"/>
             </w:rPr>
           </w:pPr>
-          <w:hyperlink w:anchor="_Toc228828616" w:history="1">
+          <w:hyperlink w:anchor="_Toc228829136" w:history="1">
             <w:r>
               <w:rPr>
                 <w:rStyle w:val="Hyperlink"/>
@@ -4776,7 +4853,7 @@
               <w:rPr>
                 <w:webHidden/>
               </w:rPr>
-              <w:instrText xml:space="preserve"> PAGEREF _Toc228828616 \h </w:instrText>
+              <w:instrText xml:space="preserve"> PAGEREF _Toc228829136 \h </w:instrText>
             </w:r>
             <w:r>
               <w:rPr>
@@ -4793,7 +4870,7 @@
               <w:rPr>
                 <w:webHidden/>
               </w:rPr>
-              <w:t>32</w:t>
+              <w:t>33</w:t>
             </w:r>
             <w:r>
               <w:rPr>
@@ -4814,7 +4891,7 @@
               <w14:ligatures w14:val="standardContextual"/>
             </w:rPr>
           </w:pPr>
-          <w:hyperlink w:anchor="_Toc228828617" w:history="1">
+          <w:hyperlink w:anchor="_Toc228829137" w:history="1">
             <w:r>
               <w:rPr>
                 <w:rStyle w:val="Hyperlink"/>
@@ -4855,7 +4932,7 @@
               <w:rPr>
                 <w:webHidden/>
               </w:rPr>
-              <w:instrText xml:space="preserve"> PAGEREF _Toc228828617 \h </w:instrText>
+              <w:instrText xml:space="preserve"> PAGEREF _Toc228829137 \h </w:instrText>
             </w:r>
             <w:r>
               <w:rPr>
@@ -4872,7 +4949,7 @@
               <w:rPr>
                 <w:webHidden/>
               </w:rPr>
-              <w:t>32</w:t>
+              <w:t>33</w:t>
             </w:r>
             <w:r>
               <w:rPr>
@@ -4893,7 +4970,7 @@
               <w14:ligatures w14:val="standardContextual"/>
             </w:rPr>
           </w:pPr>
-          <w:hyperlink w:anchor="_Toc228828618" w:history="1">
+          <w:hyperlink w:anchor="_Toc228829138" w:history="1">
             <w:r>
               <w:rPr>
                 <w:rStyle w:val="Hyperlink"/>
@@ -4934,7 +5011,7 @@
               <w:rPr>
                 <w:webHidden/>
               </w:rPr>
-              <w:instrText xml:space="preserve"> PAGEREF _Toc228828618 \h </w:instrText>
+              <w:instrText xml:space="preserve"> PAGEREF _Toc228829138 \h </w:instrText>
             </w:r>
             <w:r>
               <w:rPr>
@@ -4951,7 +5028,7 @@
               <w:rPr>
                 <w:webHidden/>
               </w:rPr>
-              <w:t>33</w:t>
+              <w:t>34</w:t>
             </w:r>
             <w:r>
               <w:rPr>
@@ -4972,7 +5049,7 @@
               <w14:ligatures w14:val="standardContextual"/>
             </w:rPr>
           </w:pPr>
-          <w:hyperlink w:anchor="_Toc228828619" w:history="1">
+          <w:hyperlink w:anchor="_Toc228829139" w:history="1">
             <w:r>
               <w:rPr>
                 <w:rStyle w:val="Hyperlink"/>
@@ -5012,7 +5089,7 @@
               <w:rPr>
                 <w:webHidden/>
               </w:rPr>
-              <w:instrText xml:space="preserve"> PAGEREF _Toc228828619 \h </w:instrText>
+              <w:instrText xml:space="preserve"> PAGEREF _Toc228829139 \h </w:instrText>
             </w:r>
             <w:r>
               <w:rPr>
@@ -5029,7 +5106,7 @@
               <w:rPr>
                 <w:webHidden/>
               </w:rPr>
-              <w:t>33</w:t>
+              <w:t>34</w:t>
             </w:r>
             <w:r>
               <w:rPr>
@@ -5050,7 +5127,7 @@
               <w14:ligatures w14:val="standardContextual"/>
             </w:rPr>
           </w:pPr>
-          <w:hyperlink w:anchor="_Toc228828620" w:history="1">
+          <w:hyperlink w:anchor="_Toc228829140" w:history="1">
             <w:r>
               <w:rPr>
                 <w:rStyle w:val="Hyperlink"/>
@@ -5091,7 +5168,7 @@
               <w:rPr>
                 <w:webHidden/>
               </w:rPr>
-              <w:instrText xml:space="preserve"> PAGEREF _Toc228828620 \h </w:instrText>
+              <w:instrText xml:space="preserve"> PAGEREF _Toc228829140 \h </w:instrText>
             </w:r>
             <w:r>
               <w:rPr>
@@ -5108,7 +5185,7 @@
               <w:rPr>
                 <w:webHidden/>
               </w:rPr>
-              <w:t>33</w:t>
+              <w:t>34</w:t>
             </w:r>
             <w:r>
               <w:rPr>
@@ -5129,7 +5206,7 @@
               <w14:ligatures w14:val="standardContextual"/>
             </w:rPr>
           </w:pPr>
-          <w:hyperlink w:anchor="_Toc228828621" w:history="1">
+          <w:hyperlink w:anchor="_Toc228829141" w:history="1">
             <w:r>
               <w:rPr>
                 <w:rStyle w:val="Hyperlink"/>
@@ -5170,7 +5247,7 @@
               <w:rPr>
                 <w:webHidden/>
               </w:rPr>
-              <w:instrText xml:space="preserve"> PAGEREF _Toc228828621 \h </w:instrText>
+              <w:instrText xml:space="preserve"> PAGEREF _Toc228829141 \h </w:instrText>
             </w:r>
             <w:r>
               <w:rPr>
@@ -5208,7 +5285,7 @@
               <w14:ligatures w14:val="standardContextual"/>
             </w:rPr>
           </w:pPr>
-          <w:hyperlink w:anchor="_Toc228828622" w:history="1">
+          <w:hyperlink w:anchor="_Toc228829142" w:history="1">
             <w:r>
               <w:rPr>
                 <w:rStyle w:val="Hyperlink"/>
@@ -5249,7 +5326,7 @@
               <w:rPr>
                 <w:webHidden/>
               </w:rPr>
-              <w:instrText xml:space="preserve"> PAGEREF _Toc228828622 \h </w:instrText>
+              <w:instrText xml:space="preserve"> PAGEREF _Toc228829142 \h </w:instrText>
             </w:r>
             <w:r>
               <w:rPr>
@@ -5266,7 +5343,7 @@
               <w:rPr>
                 <w:webHidden/>
               </w:rPr>
-              <w:t>34</w:t>
+              <w:t>35</w:t>
             </w:r>
             <w:r>
               <w:rPr>
@@ -5287,7 +5364,7 @@
               <w14:ligatures w14:val="standardContextual"/>
             </w:rPr>
           </w:pPr>
-          <w:hyperlink w:anchor="_Toc228828623" w:history="1">
+          <w:hyperlink w:anchor="_Toc228829143" w:history="1">
             <w:r>
               <w:rPr>
                 <w:rStyle w:val="Hyperlink"/>
@@ -5327,7 +5404,7 @@
               <w:rPr>
                 <w:webHidden/>
               </w:rPr>
-              <w:instrText xml:space="preserve"> PAGEREF _Toc228828623 \h </w:instrText>
+              <w:instrText xml:space="preserve"> PAGEREF _Toc228829143 \h </w:instrText>
             </w:r>
             <w:r>
               <w:rPr>
@@ -5344,7 +5421,7 @@
               <w:rPr>
                 <w:webHidden/>
               </w:rPr>
-              <w:t>34</w:t>
+              <w:t>35</w:t>
             </w:r>
             <w:r>
               <w:rPr>
@@ -5365,7 +5442,7 @@
               <w14:ligatures w14:val="standardContextual"/>
             </w:rPr>
           </w:pPr>
-          <w:hyperlink w:anchor="_Toc228828624" w:history="1">
+          <w:hyperlink w:anchor="_Toc228829144" w:history="1">
             <w:r>
               <w:rPr>
                 <w:rStyle w:val="Hyperlink"/>
@@ -5406,7 +5483,7 @@
               <w:rPr>
                 <w:webHidden/>
               </w:rPr>
-              <w:instrText xml:space="preserve"> PAGEREF _Toc228828624 \h </w:instrText>
+              <w:instrText xml:space="preserve"> PAGEREF _Toc228829144 \h </w:instrText>
             </w:r>
             <w:r>
               <w:rPr>
@@ -5423,7 +5500,7 @@
               <w:rPr>
                 <w:webHidden/>
               </w:rPr>
-              <w:t>34</w:t>
+              <w:t>35</w:t>
             </w:r>
             <w:r>
               <w:rPr>
@@ -5444,7 +5521,7 @@
               <w14:ligatures w14:val="standardContextual"/>
             </w:rPr>
           </w:pPr>
-          <w:hyperlink w:anchor="_Toc228828625" w:history="1">
+          <w:hyperlink w:anchor="_Toc228829145" w:history="1">
             <w:r>
               <w:rPr>
                 <w:rStyle w:val="Hyperlink"/>
@@ -5485,7 +5562,7 @@
               <w:rPr>
                 <w:webHidden/>
               </w:rPr>
-              <w:instrText xml:space="preserve"> PAGEREF _Toc228828625 \h </w:instrText>
+              <w:instrText xml:space="preserve"> PAGEREF _Toc228829145 \h </w:instrText>
             </w:r>
             <w:r>
               <w:rPr>
@@ -5502,7 +5579,7 @@
               <w:rPr>
                 <w:webHidden/>
               </w:rPr>
-              <w:t>34</w:t>
+              <w:t>35</w:t>
             </w:r>
             <w:r>
               <w:rPr>
@@ -5523,7 +5600,7 @@
               <w14:ligatures w14:val="standardContextual"/>
             </w:rPr>
           </w:pPr>
-          <w:hyperlink w:anchor="_Toc228828626" w:history="1">
+          <w:hyperlink w:anchor="_Toc228829146" w:history="1">
             <w:r>
               <w:rPr>
                 <w:rStyle w:val="Hyperlink"/>
@@ -5564,7 +5641,7 @@
               <w:rPr>
                 <w:webHidden/>
               </w:rPr>
-              <w:instrText xml:space="preserve"> PAGEREF _Toc228828626 \h </w:instrText>
+              <w:instrText xml:space="preserve"> PAGEREF _Toc228829146 \h </w:instrText>
             </w:r>
             <w:r>
               <w:rPr>
@@ -5602,7 +5679,7 @@
               <w14:ligatures w14:val="standardContextual"/>
             </w:rPr>
           </w:pPr>
-          <w:hyperlink w:anchor="_Toc228828627" w:history="1">
+          <w:hyperlink w:anchor="_Toc228829147" w:history="1">
             <w:r>
               <w:rPr>
                 <w:rStyle w:val="Hyperlink"/>
@@ -5643,7 +5720,7 @@
               <w:rPr>
                 <w:webHidden/>
               </w:rPr>
-              <w:instrText xml:space="preserve"> PAGEREF _Toc228828627 \h </w:instrText>
+              <w:instrText xml:space="preserve"> PAGEREF _Toc228829147 \h </w:instrText>
             </w:r>
             <w:r>
               <w:rPr>
@@ -5660,7 +5737,7 @@
               <w:rPr>
                 <w:webHidden/>
               </w:rPr>
-              <w:t>35</w:t>
+              <w:t>36</w:t>
             </w:r>
             <w:r>
               <w:rPr>
@@ -5681,7 +5758,7 @@
               <w14:ligatures w14:val="standardContextual"/>
             </w:rPr>
           </w:pPr>
-          <w:hyperlink w:anchor="_Toc228828628" w:history="1">
+          <w:hyperlink w:anchor="_Toc228829148" w:history="1">
             <w:r>
               <w:rPr>
                 <w:rStyle w:val="Hyperlink"/>
@@ -5721,7 +5798,7 @@
               <w:rPr>
                 <w:webHidden/>
               </w:rPr>
-              <w:instrText xml:space="preserve"> PAGEREF _Toc228828628 \h </w:instrText>
+              <w:instrText xml:space="preserve"> PAGEREF _Toc228829148 \h </w:instrText>
             </w:r>
             <w:r>
               <w:rPr>
@@ -5738,7 +5815,7 @@
               <w:rPr>
                 <w:webHidden/>
               </w:rPr>
-              <w:t>35</w:t>
+              <w:t>36</w:t>
             </w:r>
             <w:r>
               <w:rPr>
@@ -5759,7 +5836,7 @@
               <w14:ligatures w14:val="standardContextual"/>
             </w:rPr>
           </w:pPr>
-          <w:hyperlink w:anchor="_Toc228828629" w:history="1">
+          <w:hyperlink w:anchor="_Toc228829149" w:history="1">
             <w:r>
               <w:rPr>
                 <w:rStyle w:val="Hyperlink"/>
@@ -5798,7 +5875,7 @@
               <w:rPr>
                 <w:webHidden/>
               </w:rPr>
-              <w:instrText xml:space="preserve"> PAGEREF _Toc228828629 \h </w:instrText>
+              <w:instrText xml:space="preserve"> PAGEREF _Toc228829149 \h </w:instrText>
             </w:r>
             <w:r>
               <w:rPr>
@@ -5815,7 +5892,7 @@
               <w:rPr>
                 <w:webHidden/>
               </w:rPr>
-              <w:t>35</w:t>
+              <w:t>36</w:t>
             </w:r>
             <w:r>
               <w:rPr>
@@ -5836,7 +5913,7 @@
               <w14:ligatures w14:val="standardContextual"/>
             </w:rPr>
           </w:pPr>
-          <w:hyperlink w:anchor="_Toc228828630" w:history="1">
+          <w:hyperlink w:anchor="_Toc228829150" w:history="1">
             <w:r>
               <w:rPr>
                 <w:rStyle w:val="Hyperlink"/>
@@ -5875,7 +5952,7 @@
               <w:rPr>
                 <w:webHidden/>
               </w:rPr>
-              <w:instrText xml:space="preserve"> PAGEREF _Toc228828630 \h </w:instrText>
+              <w:instrText xml:space="preserve"> PAGEREF _Toc228829150 \h </w:instrText>
             </w:r>
             <w:r>
               <w:rPr>
@@ -5913,7 +5990,7 @@
               <w14:ligatures w14:val="standardContextual"/>
             </w:rPr>
           </w:pPr>
-          <w:hyperlink w:anchor="_Toc228828631" w:history="1">
+          <w:hyperlink w:anchor="_Toc228829151" w:history="1">
             <w:r>
               <w:rPr>
                 <w:rStyle w:val="Hyperlink"/>
@@ -5952,7 +6029,7 @@
               <w:rPr>
                 <w:webHidden/>
               </w:rPr>
-              <w:instrText xml:space="preserve"> PAGEREF _Toc228828631 \h </w:instrText>
+              <w:instrText xml:space="preserve"> PAGEREF _Toc228829151 \h </w:instrText>
             </w:r>
             <w:r>
               <w:rPr>
@@ -5969,7 +6046,7 @@
               <w:rPr>
                 <w:webHidden/>
               </w:rPr>
-              <w:t>36</w:t>
+              <w:t>37</w:t>
             </w:r>
             <w:r>
               <w:rPr>
@@ -5990,7 +6067,7 @@
               <w14:ligatures w14:val="standardContextual"/>
             </w:rPr>
           </w:pPr>
-          <w:hyperlink w:anchor="_Toc228828632" w:history="1">
+          <w:hyperlink w:anchor="_Toc228829152" w:history="1">
             <w:r>
               <w:rPr>
                 <w:rStyle w:val="Hyperlink"/>
@@ -6029,7 +6106,7 @@
               <w:rPr>
                 <w:webHidden/>
               </w:rPr>
-              <w:instrText xml:space="preserve"> PAGEREF _Toc228828632 \h </w:instrText>
+              <w:instrText xml:space="preserve"> PAGEREF _Toc228829152 \h </w:instrText>
             </w:r>
             <w:r>
               <w:rPr>
@@ -6067,7 +6144,7 @@
               <w14:ligatures w14:val="standardContextual"/>
             </w:rPr>
           </w:pPr>
-          <w:hyperlink w:anchor="_Toc228828633" w:history="1">
+          <w:hyperlink w:anchor="_Toc228829153" w:history="1">
             <w:r>
               <w:rPr>
                 <w:rStyle w:val="Hyperlink"/>
@@ -6106,7 +6183,7 @@
               <w:rPr>
                 <w:webHidden/>
               </w:rPr>
-              <w:instrText xml:space="preserve"> PAGEREF _Toc228828633 \h </w:instrText>
+              <w:instrText xml:space="preserve"> PAGEREF _Toc228829153 \h </w:instrText>
             </w:r>
             <w:r>
               <w:rPr>
@@ -6123,7 +6200,7 @@
               <w:rPr>
                 <w:webHidden/>
               </w:rPr>
-              <w:t>37</w:t>
+              <w:t>38</w:t>
             </w:r>
             <w:r>
               <w:rPr>
@@ -6144,7 +6221,7 @@
               <w14:ligatures w14:val="standardContextual"/>
             </w:rPr>
           </w:pPr>
-          <w:hyperlink w:anchor="_Toc228828634" w:history="1">
+          <w:hyperlink w:anchor="_Toc228829154" w:history="1">
             <w:r>
               <w:rPr>
                 <w:rStyle w:val="Hyperlink"/>
@@ -6183,7 +6260,7 @@
               <w:rPr>
                 <w:webHidden/>
               </w:rPr>
-              <w:instrText xml:space="preserve"> PAGEREF _Toc228828634 \h </w:instrText>
+              <w:instrText xml:space="preserve"> PAGEREF _Toc228829154 \h </w:instrText>
             </w:r>
             <w:r>
               <w:rPr>
@@ -6200,7 +6277,7 @@
               <w:rPr>
                 <w:webHidden/>
               </w:rPr>
-              <w:t>37</w:t>
+              <w:t>38</w:t>
             </w:r>
             <w:r>
               <w:rPr>
@@ -6221,10 +6298,11 @@
               <w14:ligatures w14:val="standardContextual"/>
             </w:rPr>
           </w:pPr>
-          <w:hyperlink w:anchor="_Toc228828635" w:history="1">
+          <w:hyperlink w:anchor="_Toc228829155" w:history="1">
             <w:r>
               <w:rPr>
                 <w:rStyle w:val="Hyperlink"/>
+                <w:lang w:val="en-GB"/>
               </w:rPr>
               <w:t>Lähteet</w:t>
             </w:r>
@@ -6244,7 +6322,7 @@
               <w:rPr>
                 <w:webHidden/>
               </w:rPr>
-              <w:instrText xml:space="preserve"> PAGEREF _Toc228828635 \h </w:instrText>
+              <w:instrText xml:space="preserve"> PAGEREF _Toc228829155 \h </w:instrText>
             </w:r>
             <w:r>
               <w:rPr>
@@ -6261,7 +6339,7 @@
               <w:rPr>
                 <w:webHidden/>
               </w:rPr>
-              <w:t>39</w:t>
+              <w:t>40</w:t>
             </w:r>
             <w:r>
               <w:rPr>
@@ -6833,7 +6911,6 @@
         <w:rPr>
           <w:lang w:eastAsia="fi-FI"/>
         </w:rPr>
-        <w:lastRenderedPageBreak/>
         <w:fldChar w:fldCharType="end"/>
       </w:r>
     </w:p>
@@ -6974,7 +7051,7 @@
         </w:rPr>
         <w:fldChar w:fldCharType="separate"/>
       </w:r>
-      <w:hyperlink w:anchor="_Toc228817277" w:history="1">
+      <w:hyperlink w:anchor="_Toc228829156" w:history="1">
         <w:r>
           <w:rPr>
             <w:rStyle w:val="Hyperlink"/>
@@ -7001,7 +7078,7 @@
             <w:noProof/>
             <w:webHidden/>
           </w:rPr>
-          <w:instrText xml:space="preserve"> PAGEREF _Toc228817277 \h </w:instrText>
+          <w:instrText xml:space="preserve"> PAGEREF _Toc228829156 \h </w:instrText>
         </w:r>
         <w:r>
           <w:rPr>
@@ -7044,7 +7121,7 @@
           <w14:ligatures w14:val="standardContextual"/>
         </w:rPr>
       </w:pPr>
-      <w:hyperlink w:anchor="_Toc228817278" w:history="1">
+      <w:hyperlink w:anchor="_Toc228829157" w:history="1">
         <w:r>
           <w:rPr>
             <w:rStyle w:val="Hyperlink"/>
@@ -7071,7 +7148,7 @@
             <w:noProof/>
             <w:webHidden/>
           </w:rPr>
-          <w:instrText xml:space="preserve"> PAGEREF _Toc228817278 \h </w:instrText>
+          <w:instrText xml:space="preserve"> PAGEREF _Toc228829157 \h </w:instrText>
         </w:r>
         <w:r>
           <w:rPr>
@@ -7114,7 +7191,7 @@
           <w14:ligatures w14:val="standardContextual"/>
         </w:rPr>
       </w:pPr>
-      <w:hyperlink w:anchor="_Toc228817279" w:history="1">
+      <w:hyperlink w:anchor="_Toc228829158" w:history="1">
         <w:r>
           <w:rPr>
             <w:rStyle w:val="Hyperlink"/>
@@ -7141,7 +7218,7 @@
             <w:noProof/>
             <w:webHidden/>
           </w:rPr>
-          <w:instrText xml:space="preserve"> PAGEREF _Toc228817279 \h </w:instrText>
+          <w:instrText xml:space="preserve"> PAGEREF _Toc228829158 \h </w:instrText>
         </w:r>
         <w:r>
           <w:rPr>
@@ -7184,7 +7261,7 @@
           <w14:ligatures w14:val="standardContextual"/>
         </w:rPr>
       </w:pPr>
-      <w:hyperlink w:anchor="_Toc228817280" w:history="1">
+      <w:hyperlink w:anchor="_Toc228829159" w:history="1">
         <w:r>
           <w:rPr>
             <w:rStyle w:val="Hyperlink"/>
@@ -7211,7 +7288,7 @@
             <w:noProof/>
             <w:webHidden/>
           </w:rPr>
-          <w:instrText xml:space="preserve"> PAGEREF _Toc228817280 \h </w:instrText>
+          <w:instrText xml:space="preserve"> PAGEREF _Toc228829159 \h </w:instrText>
         </w:r>
         <w:r>
           <w:rPr>
@@ -7254,7 +7331,7 @@
           <w14:ligatures w14:val="standardContextual"/>
         </w:rPr>
       </w:pPr>
-      <w:hyperlink w:anchor="_Toc228817281" w:history="1">
+      <w:hyperlink w:anchor="_Toc228829160" w:history="1">
         <w:r>
           <w:rPr>
             <w:rStyle w:val="Hyperlink"/>
@@ -7281,7 +7358,7 @@
             <w:noProof/>
             <w:webHidden/>
           </w:rPr>
-          <w:instrText xml:space="preserve"> PAGEREF _Toc228817281 \h </w:instrText>
+          <w:instrText xml:space="preserve"> PAGEREF _Toc228829160 \h </w:instrText>
         </w:r>
         <w:r>
           <w:rPr>
@@ -7324,7 +7401,7 @@
           <w14:ligatures w14:val="standardContextual"/>
         </w:rPr>
       </w:pPr>
-      <w:hyperlink w:anchor="_Toc228817282" w:history="1">
+      <w:hyperlink w:anchor="_Toc228829161" w:history="1">
         <w:r>
           <w:rPr>
             <w:rStyle w:val="Hyperlink"/>
@@ -7351,7 +7428,7 @@
             <w:noProof/>
             <w:webHidden/>
           </w:rPr>
-          <w:instrText xml:space="preserve"> PAGEREF _Toc228817282 \h </w:instrText>
+          <w:instrText xml:space="preserve"> PAGEREF _Toc228829161 \h </w:instrText>
         </w:r>
         <w:r>
           <w:rPr>
@@ -7384,6 +7461,76 @@
     </w:p>
     <w:p>
       <w:pPr>
+        <w:pStyle w:val="TableofFigures"/>
+        <w:rPr>
+          <w:rFonts w:asciiTheme="minorHAnsi" w:eastAsiaTheme="minorEastAsia" w:hAnsiTheme="minorHAnsi" w:cstheme="minorBidi"/>
+          <w:noProof/>
+          <w:kern w:val="2"/>
+          <w:sz w:val="24"/>
+          <w:lang w:val="en-FI" w:eastAsia="en-FI"/>
+          <w14:ligatures w14:val="standardContextual"/>
+        </w:rPr>
+      </w:pPr>
+      <w:hyperlink w:anchor="_Toc228829162" w:history="1">
+        <w:r>
+          <w:rPr>
+            <w:rStyle w:val="Hyperlink"/>
+            <w:noProof/>
+          </w:rPr>
+          <w:t>Ohjelmistokoodi 7. Pandoc-muunnos HAMKin mallipohjaa käyttäen</w:t>
+        </w:r>
+        <w:r>
+          <w:rPr>
+            <w:noProof/>
+            <w:webHidden/>
+          </w:rPr>
+          <w:tab/>
+        </w:r>
+        <w:r>
+          <w:rPr>
+            <w:noProof/>
+            <w:webHidden/>
+          </w:rPr>
+          <w:fldChar w:fldCharType="begin"/>
+        </w:r>
+        <w:r>
+          <w:rPr>
+            <w:noProof/>
+            <w:webHidden/>
+          </w:rPr>
+          <w:instrText xml:space="preserve"> PAGEREF _Toc228829162 \h </w:instrText>
+        </w:r>
+        <w:r>
+          <w:rPr>
+            <w:noProof/>
+            <w:webHidden/>
+          </w:rPr>
+        </w:r>
+        <w:r>
+          <w:rPr>
+            <w:noProof/>
+            <w:webHidden/>
+          </w:rPr>
+          <w:fldChar w:fldCharType="separate"/>
+        </w:r>
+        <w:r>
+          <w:rPr>
+            <w:noProof/>
+            <w:webHidden/>
+          </w:rPr>
+          <w:t>30</w:t>
+        </w:r>
+        <w:r>
+          <w:rPr>
+            <w:noProof/>
+            <w:webHidden/>
+          </w:rPr>
+          <w:fldChar w:fldCharType="end"/>
+        </w:r>
+      </w:hyperlink>
+    </w:p>
+    <w:p>
+      <w:pPr>
         <w:ind w:left="0"/>
         <w:rPr>
           <w:lang w:eastAsia="fi-FI"/>
@@ -9823,7 +9970,7 @@
         <w:pStyle w:val="Heading1"/>
       </w:pPr>
       <w:bookmarkStart w:id="1" w:name="_Toc295830000"/>
-      <w:bookmarkStart w:id="2" w:name="_Toc228828563"/>
+      <w:bookmarkStart w:id="2" w:name="_Toc228829082"/>
       <w:bookmarkEnd w:id="1"/>
       <w:r>
         <w:lastRenderedPageBreak/>
@@ -9898,7 +10045,7 @@
           <w:lang w:val="en-GB"/>
         </w:rPr>
       </w:pPr>
-      <w:bookmarkStart w:id="4" w:name="_Toc228828564"/>
+      <w:bookmarkStart w:id="4" w:name="_Toc228829083"/>
       <w:r>
         <w:rPr>
           <w:lang w:val="en-GB"/>
@@ -9920,7 +10067,7 @@
           <w:lang w:val="en-GB"/>
         </w:rPr>
       </w:pPr>
-      <w:bookmarkStart w:id="5" w:name="_Toc228828565"/>
+      <w:bookmarkStart w:id="5" w:name="_Toc228829084"/>
       <w:proofErr w:type="spellStart"/>
       <w:r>
         <w:rPr>
@@ -10015,7 +10162,7 @@
       <w:pPr>
         <w:pStyle w:val="Heading3"/>
       </w:pPr>
-      <w:bookmarkStart w:id="6" w:name="_Toc228828566"/>
+      <w:bookmarkStart w:id="6" w:name="_Toc228829085"/>
       <w:r>
         <w:t>Tekninen dokumentaatio</w:t>
       </w:r>
@@ -10057,7 +10204,7 @@
       <w:pPr>
         <w:pStyle w:val="Heading3"/>
       </w:pPr>
-      <w:bookmarkStart w:id="7" w:name="_Toc228828567"/>
+      <w:bookmarkStart w:id="7" w:name="_Toc228829086"/>
       <w:r>
         <w:t>Hyvän dokumentaation periaatteet</w:t>
       </w:r>
@@ -10238,7 +10385,7 @@
       <w:pPr>
         <w:pStyle w:val="Heading2"/>
       </w:pPr>
-      <w:bookmarkStart w:id="9" w:name="_Toc228828568"/>
+      <w:bookmarkStart w:id="9" w:name="_Toc228829087"/>
       <w:bookmarkEnd w:id="3"/>
       <w:r>
         <w:t>Dokumentaatiomenetelmät ja niiden kehitys</w:t>
@@ -10277,7 +10424,7 @@
       <w:pPr>
         <w:pStyle w:val="Heading3"/>
       </w:pPr>
-      <w:bookmarkStart w:id="10" w:name="_Toc228828569"/>
+      <w:bookmarkStart w:id="10" w:name="_Toc228829088"/>
       <w:r>
         <w:t>Perinteiset dokumentointimenetelmät (tekstinkäsittelyohjelmat)</w:t>
       </w:r>
@@ -10313,7 +10460,7 @@
       <w:pPr>
         <w:pStyle w:val="Heading3"/>
       </w:pPr>
-      <w:bookmarkStart w:id="11" w:name="_Toc228828570"/>
+      <w:bookmarkStart w:id="11" w:name="_Toc228829089"/>
       <w:r>
         <w:t>HTML-pohjainen dokumentointi</w:t>
       </w:r>
@@ -10379,7 +10526,7 @@
       <w:pPr>
         <w:pStyle w:val="Heading1"/>
       </w:pPr>
-      <w:bookmarkStart w:id="12" w:name="_Toc228828571"/>
+      <w:bookmarkStart w:id="12" w:name="_Toc228829090"/>
       <w:r>
         <w:t>Knowledge base advanced</w:t>
       </w:r>
@@ -10389,7 +10536,7 @@
       <w:pPr>
         <w:pStyle w:val="Heading2"/>
       </w:pPr>
-      <w:bookmarkStart w:id="13" w:name="_Toc228828572"/>
+      <w:bookmarkStart w:id="13" w:name="_Toc228829091"/>
       <w:r>
         <w:t>Markdownin perusteet</w:t>
       </w:r>
@@ -10481,7 +10628,7 @@
       <w:pPr>
         <w:pStyle w:val="Heading3"/>
       </w:pPr>
-      <w:bookmarkStart w:id="14" w:name="_Toc228828573"/>
+      <w:bookmarkStart w:id="14" w:name="_Toc228829092"/>
       <w:r>
         <w:t>Markdownin historia ja kehitystausta</w:t>
       </w:r>
@@ -10569,7 +10716,7 @@
       <w:pPr>
         <w:pStyle w:val="Heading3"/>
       </w:pPr>
-      <w:bookmarkStart w:id="15" w:name="_Toc228828574"/>
+      <w:bookmarkStart w:id="15" w:name="_Toc228829093"/>
       <w:r>
         <w:t>Markdownin perussyntaksi ja rakenteet</w:t>
       </w:r>
@@ -10744,7 +10891,7 @@
       <w:pPr>
         <w:pStyle w:val="Heading3"/>
       </w:pPr>
-      <w:bookmarkStart w:id="17" w:name="_Toc228828575"/>
+      <w:bookmarkStart w:id="17" w:name="_Toc228829094"/>
       <w:r>
         <w:t>Markdownin laajennukset</w:t>
       </w:r>
@@ -11836,7 +11983,7 @@
           <w:lang w:val="en-FI"/>
         </w:rPr>
       </w:pPr>
-      <w:bookmarkStart w:id="18" w:name="_Toc228828576"/>
+      <w:bookmarkStart w:id="18" w:name="_Toc228829095"/>
       <w:proofErr w:type="spellStart"/>
       <w:r>
         <w:rPr>
@@ -13697,7 +13844,7 @@
           <w:lang w:val="en-FI"/>
         </w:rPr>
       </w:pPr>
-      <w:bookmarkStart w:id="19" w:name="_Toc228828577"/>
+      <w:bookmarkStart w:id="19" w:name="_Toc228829096"/>
       <w:proofErr w:type="spellStart"/>
       <w:r>
         <w:rPr>
@@ -15413,7 +15560,7 @@
           <w:lang w:val="en-FI"/>
         </w:rPr>
       </w:pPr>
-      <w:bookmarkStart w:id="20" w:name="_Toc228828578"/>
+      <w:bookmarkStart w:id="20" w:name="_Toc228829097"/>
       <w:proofErr w:type="spellStart"/>
       <w:r>
         <w:rPr>
@@ -17609,7 +17756,7 @@
           <w:lang w:val="en-FI"/>
         </w:rPr>
       </w:pPr>
-      <w:bookmarkStart w:id="21" w:name="_Toc228828579"/>
+      <w:bookmarkStart w:id="21" w:name="_Toc228829098"/>
       <w:proofErr w:type="spellStart"/>
       <w:r>
         <w:rPr>
@@ -19448,7 +19595,7 @@
           <w:lang w:val="en-FI"/>
         </w:rPr>
       </w:pPr>
-      <w:bookmarkStart w:id="22" w:name="_Toc228828580"/>
+      <w:bookmarkStart w:id="22" w:name="_Toc228829099"/>
       <w:proofErr w:type="spellStart"/>
       <w:r>
         <w:rPr>
@@ -20042,7 +20189,7 @@
           <w:lang w:val="en-FI"/>
         </w:rPr>
       </w:pPr>
-      <w:bookmarkStart w:id="23" w:name="_Toc228828581"/>
+      <w:bookmarkStart w:id="23" w:name="_Toc228829100"/>
       <w:r>
         <w:rPr>
           <w:lang w:val="en-FI"/>
@@ -21328,7 +21475,7 @@
           <w:lang w:val="en-FI"/>
         </w:rPr>
       </w:pPr>
-      <w:bookmarkStart w:id="24" w:name="_Toc228828582"/>
+      <w:bookmarkStart w:id="24" w:name="_Toc228829101"/>
       <w:proofErr w:type="spellStart"/>
       <w:r>
         <w:rPr>
@@ -22095,7 +22242,7 @@
           <w:lang w:val="en-FI"/>
         </w:rPr>
       </w:pPr>
-      <w:bookmarkStart w:id="25" w:name="_Toc228828583"/>
+      <w:bookmarkStart w:id="25" w:name="_Toc228829102"/>
       <w:r>
         <w:rPr>
           <w:lang w:val="en-FI"/>
@@ -23879,7 +24026,7 @@
           <w:lang w:val="en-FI"/>
         </w:rPr>
       </w:pPr>
-      <w:bookmarkStart w:id="26" w:name="_Toc228828584"/>
+      <w:bookmarkStart w:id="26" w:name="_Toc228829103"/>
       <w:r>
         <w:rPr>
           <w:lang w:val="en-FI"/>
@@ -24526,7 +24673,7 @@
           <w:lang w:val="en-FI"/>
         </w:rPr>
       </w:pPr>
-      <w:bookmarkStart w:id="27" w:name="_Toc228828585"/>
+      <w:bookmarkStart w:id="27" w:name="_Toc228829104"/>
       <w:r>
         <w:rPr>
           <w:lang w:val="en-FI"/>
@@ -25631,7 +25778,7 @@
           <w:lang w:val="en-FI"/>
         </w:rPr>
       </w:pPr>
-      <w:bookmarkStart w:id="28" w:name="_Toc228828586"/>
+      <w:bookmarkStart w:id="28" w:name="_Toc228829105"/>
       <w:proofErr w:type="spellStart"/>
       <w:r>
         <w:rPr>
@@ -27085,7 +27232,7 @@
           <w:lang w:val="en-FI"/>
         </w:rPr>
       </w:pPr>
-      <w:bookmarkStart w:id="29" w:name="_Toc228828587"/>
+      <w:bookmarkStart w:id="29" w:name="_Toc228829106"/>
       <w:proofErr w:type="spellStart"/>
       <w:r>
         <w:rPr>
@@ -29437,7 +29584,7 @@
           <w:lang w:val="en-FI"/>
         </w:rPr>
       </w:pPr>
-      <w:bookmarkStart w:id="30" w:name="_Toc228828588"/>
+      <w:bookmarkStart w:id="30" w:name="_Toc228829107"/>
       <w:r>
         <w:rPr>
           <w:lang w:val="en-FI"/>
@@ -32472,7 +32619,7 @@
       <w:pPr>
         <w:pStyle w:val="Heading1"/>
       </w:pPr>
-      <w:bookmarkStart w:id="31" w:name="_Toc228828589"/>
+      <w:bookmarkStart w:id="31" w:name="_Toc228829108"/>
       <w:r>
         <w:t>Research method</w:t>
       </w:r>
@@ -32482,7 +32629,7 @@
       <w:pPr>
         <w:pStyle w:val="Heading2"/>
       </w:pPr>
-      <w:bookmarkStart w:id="32" w:name="_Toc228828590"/>
+      <w:bookmarkStart w:id="32" w:name="_Toc228829109"/>
       <w:r>
         <w:t>Tutkimusstrategia: tapaustutkimus</w:t>
       </w:r>
@@ -33185,6 +33332,7 @@
         <w:rPr>
           <w:lang w:val="en-FI"/>
         </w:rPr>
+        <w:lastRenderedPageBreak/>
         <w:t>Tutkimuksessa</w:t>
       </w:r>
       <w:proofErr w:type="spellEnd"/>
@@ -34977,7 +35125,7 @@
       <w:pPr>
         <w:pStyle w:val="Heading2"/>
       </w:pPr>
-      <w:bookmarkStart w:id="33" w:name="_Toc228828591"/>
+      <w:bookmarkStart w:id="33" w:name="_Toc228829110"/>
       <w:r>
         <w:t>Aineisto ja rajaus</w:t>
       </w:r>
@@ -36016,6 +36164,7 @@
         <w:rPr>
           <w:lang w:val="en-FI"/>
         </w:rPr>
+        <w:lastRenderedPageBreak/>
         <w:t>Tästä</w:t>
       </w:r>
       <w:proofErr w:type="spellEnd"/>
@@ -37031,7 +37180,7 @@
       <w:pPr>
         <w:pStyle w:val="Heading2"/>
       </w:pPr>
-      <w:bookmarkStart w:id="34" w:name="_Toc228828592"/>
+      <w:bookmarkStart w:id="34" w:name="_Toc228829111"/>
       <w:r>
         <w:t>Menetelmät ja työkalut</w:t>
       </w:r>
@@ -37080,7 +37229,7 @@
       <w:pPr>
         <w:pStyle w:val="Heading2"/>
       </w:pPr>
-      <w:bookmarkStart w:id="35" w:name="_Toc228828593"/>
+      <w:bookmarkStart w:id="35" w:name="_Toc228829112"/>
       <w:r>
         <w:t>Arviointikriteerit</w:t>
       </w:r>
@@ -37098,6 +37247,7 @@
     </w:p>
     <w:p>
       <w:r>
+        <w:lastRenderedPageBreak/>
         <w:t>Luettavuus arvioi sekä raakatekstin että lopullisen esitysmuodon helppolukuisuutta. Markdown-muotoisen tekstin tulisi olla selkeää myös ilman muotoilua, ja generoidun sivuston tulisi olla käyttäjäystävällinen ja visuaalisesti miellyttävä. Luettavuutta tarkasteltiin sekä teknisestä että sisällöllisestä näkökulmasta.</w:t>
       </w:r>
     </w:p>
@@ -37120,7 +37270,7 @@
       <w:pPr>
         <w:pStyle w:val="Heading2"/>
       </w:pPr>
-      <w:bookmarkStart w:id="36" w:name="_Toc228828594"/>
+      <w:bookmarkStart w:id="36" w:name="_Toc228829113"/>
       <w:r>
         <w:t>Toteutusprosessi</w:t>
       </w:r>
@@ -37133,16 +37283,16 @@
     </w:p>
     <w:p>
       <w:r>
-        <w:t>Web scrapingin avulla kerätty sisältö muunnettiin Markdown-muotoon, jolloin siitä saatiin helposti luettavaa, muokattavaa ja versionhallintaan soveltuvaa dokumentaatiota. Prosessi alkoi verkkosivun HTML-rakenteen hakemisella, minkä jälkeen sisältö jäsennettiin ja suodatettiin siten, että vain oleelliset elementit kuten otsikot, kappaleet, linkit ja listat säilytettiin. HTML-otsikot muutettiin Markdownin risuaitamerkinnöiksi ja muut rakenteet vastaaviksi Markdown-elementeiksi. Muuntaminen toteutettiin automaattisesti valmiiden kirjastojen avulla, mikä mahdollisti suurten sisältömäärien käsittelyn ilman raskasta manuaalista työtä.</w:t>
+        <w:t xml:space="preserve">Web scrapingin avulla kerätty sisältö muunnettiin Markdown-muotoon, jolloin siitä saatiin helposti luettavaa, muokattavaa ja versionhallintaan soveltuvaa dokumentaatiota. Prosessi alkoi verkkosivun HTML-rakenteen hakemisella, minkä jälkeen sisältö jäsennettiin ja suodatettiin siten, että vain oleelliset elementit kuten otsikot, kappaleet, linkit ja listat säilytettiin. HTML-otsikot muutettiin Markdownin risuaitamerkinnöiksi ja muut rakenteet vastaaviksi Markdown-elementeiksi. Muuntaminen toteutettiin automaattisesti valmiiden </w:t>
+      </w:r>
+      <w:r>
+        <w:lastRenderedPageBreak/>
+        <w:t>kirjastojen avulla, mikä mahdollisti suurten sisältömäärien käsittelyn ilman raskasta manuaalista työtä.</w:t>
       </w:r>
     </w:p>
     <w:p>
       <w:r>
-        <w:t xml:space="preserve">Prosessi alkoi kohdesivuston teknologian tunnistamisella. HAMK:n sivuston toteutusteknologia varmistettiin analysoimalla sivun lähdekoodia ja HTTP-liikennettä, minkä perusteella todettiin sivuston käyttävän WordPress 6.9.4 -julkaisujärjestelmää. Tämän jälkeen siirryttiin tiedonkeruuvaiheeseen, jossa WordPressin REST API -rajapintaa (/wp-json/wp/v2/pages) hyödynnettiin sivujen hakemiseen sivutetusti (pagination). Keräys </w:t>
-      </w:r>
-      <w:r>
-        <w:lastRenderedPageBreak/>
-        <w:t>toteutettiin TypeScriptillä, ja prosessissa huomioitiin duplikaattien esto sekä palvelimen kuormituksen minimointi.</w:t>
+        <w:t>Prosessi alkoi kohdesivuston teknologian tunnistamisella. HAMK:n sivuston toteutusteknologia varmistettiin analysoimalla sivun lähdekoodia ja HTTP-liikennettä, minkä perusteella todettiin sivuston käyttävän WordPress 6.9.4 -julkaisujärjestelmää. Tämän jälkeen siirryttiin tiedonkeruuvaiheeseen, jossa WordPressin REST API -rajapintaa (/wp-json/wp/v2/pages) hyödynnettiin sivujen hakemiseen sivutetusti (pagination). Keräys toteutettiin TypeScriptillä, ja prosessissa huomioitiin duplikaattien esto sekä palvelimen kuormituksen minimointi.</w:t>
       </w:r>
     </w:p>
     <w:p>
@@ -37169,7 +37319,7 @@
       <w:pPr>
         <w:pStyle w:val="Heading2"/>
       </w:pPr>
-      <w:bookmarkStart w:id="37" w:name="_Toc228828595"/>
+      <w:bookmarkStart w:id="37" w:name="_Toc228829114"/>
       <w:r>
         <w:t>Luotettavuus, eettisyys ja rajoitteet</w:t>
       </w:r>
@@ -37424,6 +37574,7 @@
         <w:rPr>
           <w:lang w:val="en-FI"/>
         </w:rPr>
+        <w:lastRenderedPageBreak/>
         <w:t>hyödynnettiin</w:t>
       </w:r>
       <w:proofErr w:type="spellEnd"/>
@@ -38936,7 +39087,7 @@
       <w:pPr>
         <w:pStyle w:val="Heading1"/>
       </w:pPr>
-      <w:bookmarkStart w:id="38" w:name="_Toc228828596"/>
+      <w:bookmarkStart w:id="38" w:name="_Toc228829115"/>
       <w:r>
         <w:t>Research</w:t>
       </w:r>
@@ -38946,7 +39097,7 @@
       <w:pPr>
         <w:pStyle w:val="Heading2"/>
       </w:pPr>
-      <w:bookmarkStart w:id="39" w:name="_Toc228828597"/>
+      <w:bookmarkStart w:id="39" w:name="_Toc228829116"/>
       <w:r>
         <w:t>Kohdesivuston teknologian tunnistaminen</w:t>
       </w:r>
@@ -38964,6 +39115,7 @@
     </w:p>
     <w:p>
       <w:r>
+        <w:lastRenderedPageBreak/>
         <w:t>Analyysin tuloksena havaittiin useita selviä viitteitä WordPress-järjestelmään. Lähdekoodista löytyi muun muassa `wp-content`- ja `wp-includes`-hakemistoihin viittaavia polkuja sekä WordPress-versiota suoraan ilmaiseva metatag:</w:t>
       </w:r>
     </w:p>
@@ -38973,9 +39125,8 @@
           <w:tab w:val="left" w:pos="3614"/>
         </w:tabs>
       </w:pPr>
-      <w:bookmarkStart w:id="40" w:name="_Toc228817277"/>
-      <w:r>
-        <w:lastRenderedPageBreak/>
+      <w:bookmarkStart w:id="40" w:name="_Toc228829156"/>
+      <w:r>
         <w:t xml:space="preserve">Ohjelmistokoodi </w:t>
       </w:r>
       <w:r>
@@ -39027,13 +39178,6 @@
           <w:lang w:val="en-GB"/>
         </w:rPr>
         <w:br/>
-      </w:r>
-      <w:r>
-        <w:rPr>
-          <w:i/>
-          <w:iCs/>
-          <w:lang w:val="en-GB"/>
-        </w:rPr>
         <w:t xml:space="preserve">&lt;link </w:t>
       </w:r>
       <w:proofErr w:type="spellStart"/>
@@ -39109,7 +39253,7 @@
           <w:rFonts w:eastAsiaTheme="minorHAnsi"/>
         </w:rPr>
       </w:pPr>
-      <w:bookmarkStart w:id="42" w:name="_Toc228828598"/>
+      <w:bookmarkStart w:id="42" w:name="_Toc228829117"/>
       <w:r>
         <w:rPr>
           <w:rFonts w:eastAsiaTheme="minorHAnsi"/>
@@ -39143,7 +39287,7 @@
       <w:pPr>
         <w:pStyle w:val="Heading2"/>
       </w:pPr>
-      <w:bookmarkStart w:id="43" w:name="_Toc228828599"/>
+      <w:bookmarkStart w:id="43" w:name="_Toc228829118"/>
       <w:r>
         <w:t>Tietojen kerääminen verkkosivuilta</w:t>
       </w:r>
@@ -39163,7 +39307,7 @@
       <w:pPr>
         <w:pStyle w:val="Caption"/>
       </w:pPr>
-      <w:bookmarkStart w:id="44" w:name="_Toc228817278"/>
+      <w:bookmarkStart w:id="44" w:name="_Toc228829157"/>
       <w:r>
         <w:t xml:space="preserve">Ohjelmistokoodi </w:t>
       </w:r>
@@ -39216,13 +39360,15 @@
           <w:iCs/>
         </w:rPr>
         <w:br/>
+        <w:t>toista niin kauan kuin sivuja on jäljellä:</w:t>
       </w:r>
       <w:r>
         <w:rPr>
           <w:i/>
           <w:iCs/>
         </w:rPr>
-        <w:t>toista niin kauan kuin sivuja on jäljellä:</w:t>
+        <w:br/>
+        <w:t xml:space="preserve">    tallenna uudet sivut (vältä duplikaatit)</w:t>
       </w:r>
       <w:r>
         <w:rPr>
@@ -39230,13 +39376,15 @@
           <w:iCs/>
         </w:rPr>
         <w:br/>
+        <w:t xml:space="preserve">    siirry seuraavaan sivuun</w:t>
       </w:r>
       <w:r>
         <w:rPr>
           <w:i/>
           <w:iCs/>
         </w:rPr>
-        <w:t xml:space="preserve">    tallenna uudet sivut (vältä duplikaatit)</w:t>
+        <w:br/>
+        <w:t xml:space="preserve">    odota hetki (rate limiting)</w:t>
       </w:r>
       <w:r>
         <w:rPr>
@@ -39244,40 +39392,6 @@
           <w:iCs/>
         </w:rPr>
         <w:br/>
-      </w:r>
-      <w:r>
-        <w:rPr>
-          <w:i/>
-          <w:iCs/>
-        </w:rPr>
-        <w:t xml:space="preserve">    siirry seuraavaan sivuun</w:t>
-      </w:r>
-      <w:r>
-        <w:rPr>
-          <w:i/>
-          <w:iCs/>
-        </w:rPr>
-        <w:br/>
-      </w:r>
-      <w:r>
-        <w:rPr>
-          <w:i/>
-          <w:iCs/>
-        </w:rPr>
-        <w:t xml:space="preserve">    odota hetki (rate limiting)</w:t>
-      </w:r>
-      <w:r>
-        <w:rPr>
-          <w:i/>
-          <w:iCs/>
-        </w:rPr>
-        <w:br/>
-      </w:r>
-      <w:r>
-        <w:rPr>
-          <w:i/>
-          <w:iCs/>
-        </w:rPr>
         <w:t>palauta kaikki sivut</w:t>
       </w:r>
     </w:p>
@@ -39290,8 +39404,9 @@
       <w:pPr>
         <w:pStyle w:val="Heading2"/>
       </w:pPr>
-      <w:bookmarkStart w:id="45" w:name="_Toc228828600"/>
-      <w:r>
+      <w:bookmarkStart w:id="45" w:name="_Toc228829119"/>
+      <w:r>
+        <w:lastRenderedPageBreak/>
         <w:t>HTML-sisällön jäsentäminen ja datan parsiminen</w:t>
       </w:r>
       <w:bookmarkEnd w:id="45"/>
@@ -39321,7 +39436,7 @@
       <w:pPr>
         <w:pStyle w:val="Heading2"/>
       </w:pPr>
-      <w:bookmarkStart w:id="46" w:name="_Toc228828601"/>
+      <w:bookmarkStart w:id="46" w:name="_Toc228829120"/>
       <w:r>
         <w:t>Sisällön muuntaminen Markdown-muotoon</w:t>
       </w:r>
@@ -39344,6 +39459,7 @@
     </w:p>
     <w:p>
       <w:r>
+        <w:lastRenderedPageBreak/>
         <w:t>Tämän vaiheen jälkeen jokaisesta sivusta oli olemassa oma Markdown-versio, joka oli sekä ihmisluettava että helposti versionhallittavissa. Muunnos toimi myös normalisointivaiheena, sillä eri lähteistä tuleva sisältö yhtenäistyi samaan Markdown-syntaksiin. Lopputuloksena saatiin Markdown-muotoinen dokumentaatio, joka voitiin tallentaa tiedostoiksi ja siirtää versionhallintaan.</w:t>
       </w:r>
     </w:p>
@@ -39351,7 +39467,7 @@
       <w:pPr>
         <w:pStyle w:val="Heading2"/>
       </w:pPr>
-      <w:bookmarkStart w:id="47" w:name="_Toc228828602"/>
+      <w:bookmarkStart w:id="47" w:name="_Toc228829121"/>
       <w:r>
         <w:t>Dokumentaation rakenteen muuntaminen tiedostorakenteeksi</w:t>
       </w:r>
@@ -39381,8 +39497,9 @@
       <w:pPr>
         <w:pStyle w:val="Heading2"/>
       </w:pPr>
-      <w:bookmarkStart w:id="48" w:name="_Toc228828603"/>
-      <w:r>
+      <w:bookmarkStart w:id="48" w:name="_Toc228829122"/>
+      <w:r>
+        <w:lastRenderedPageBreak/>
         <w:t>Static site generatorin käyttöönotto (Docusaurus)</w:t>
       </w:r>
       <w:bookmarkEnd w:id="48"/>
@@ -39460,10 +39577,11 @@
       </w:pPr>
       <w:r>
         <w:rPr>
+          <w:noProof/>
           <w:lang w:val="en-FI"/>
         </w:rPr>
         <w:drawing>
-          <wp:inline distT="0" distB="0" distL="0" distR="0" wp14:anchorId="3BE48C42" wp14:editId="17524EBD">
+          <wp:inline distT="0" distB="0" distL="0" distR="0" wp14:anchorId="3BE48C42" wp14:editId="3D40DAEB">
             <wp:extent cx="5787959" cy="2773456"/>
             <wp:effectExtent l="0" t="0" r="3810" b="8255"/>
             <wp:docPr id="983526760" name="Picture 2"/>
@@ -39519,12 +39637,13 @@
           <w:lang w:val="en-FI"/>
         </w:rPr>
       </w:pPr>
-      <w:bookmarkStart w:id="49" w:name="_Toc228828604"/>
-      <w:proofErr w:type="spellStart"/>
-      <w:r>
-        <w:rPr>
-          <w:lang w:val="en-FI"/>
-        </w:rPr>
+      <w:bookmarkStart w:id="49" w:name="_Toc228829123"/>
+      <w:proofErr w:type="spellStart"/>
+      <w:r>
+        <w:rPr>
+          <w:lang w:val="en-FI"/>
+        </w:rPr>
+        <w:lastRenderedPageBreak/>
         <w:t>Versionhallintaan</w:t>
       </w:r>
       <w:proofErr w:type="spellEnd"/>
@@ -39564,7 +39683,7 @@
       <w:pPr>
         <w:pStyle w:val="Heading2"/>
       </w:pPr>
-      <w:bookmarkStart w:id="50" w:name="_Toc228828605"/>
+      <w:bookmarkStart w:id="50" w:name="_Toc228829124"/>
       <w:r>
         <w:t>Dokumentaation automatisoitu julkaisu (Github Actions)</w:t>
       </w:r>
@@ -39572,13 +39691,7 @@
     </w:p>
     <w:p>
       <w:r>
-        <w:t xml:space="preserve">Versionhallintaan siirtämisen jälkeen dokumentaation julkaisu automatisoitiin hyödyntämällä GitHub Actions -työnkulkuja. Tavoitteena oli poistaa manuaaliset vaiheet tiedonkeruusta julkaisemiseen ja varmistaa, että sivusto päivittyy automaattisesti aina kun muutoksia </w:t>
-      </w:r>
-      <w:r>
-        <w:t>työnnetään</w:t>
-      </w:r>
-      <w:r>
-        <w:t xml:space="preserve"> repositorioon.</w:t>
+        <w:t>Versionhallintaan siirtämisen jälkeen dokumentaation julkaisu automatisoitiin hyödyntämällä GitHub Actions -työnkulkuja. Tavoitteena oli poistaa manuaaliset vaiheet tiedonkeruusta julkaisemiseen ja varmistaa, että sivusto päivittyy automaattisesti aina kun muutoksia työnnetään repositorioon.</w:t>
       </w:r>
     </w:p>
     <w:p>
@@ -39595,8 +39708,9 @@
       <w:pPr>
         <w:pStyle w:val="Heading2"/>
       </w:pPr>
-      <w:bookmarkStart w:id="51" w:name="_Toc228828606"/>
-      <w:r>
+      <w:bookmarkStart w:id="51" w:name="_Toc228829125"/>
+      <w:r>
+        <w:lastRenderedPageBreak/>
         <w:t>Markdownin muuntaminen opinnäytetyömuotoon (metatutkimus)</w:t>
       </w:r>
       <w:bookmarkEnd w:id="51"/>
@@ -39625,7 +39739,7 @@
       <w:pPr>
         <w:pStyle w:val="Heading3"/>
       </w:pPr>
-      <w:bookmarkStart w:id="52" w:name="_Toc228828607"/>
+      <w:bookmarkStart w:id="52" w:name="_Toc228829126"/>
       <w:r>
         <w:t>Muunnos Pandocilla</w:t>
       </w:r>
@@ -39637,7 +39751,7 @@
       </w:r>
     </w:p>
     <w:p>
-      <w:bookmarkStart w:id="53" w:name="_Toc228817279"/>
+      <w:bookmarkStart w:id="53" w:name="_Toc228829158"/>
       <w:r>
         <w:t xml:space="preserve">Ohjelmistokoodi </w:t>
       </w:r>
@@ -39660,10 +39774,7 @@
         <w:fldChar w:fldCharType="end"/>
       </w:r>
       <w:r>
-        <w:t xml:space="preserve">. </w:t>
-      </w:r>
-      <w:r>
-        <w:t>Havainnollistaa Pandocin peruskomentoa Markdownin muuntamiseksi Word-muotoon.</w:t>
+        <w:t>. Havainnollistaa Pandocin peruskomentoa Markdownin muuntamiseksi Word-muotoon.</w:t>
       </w:r>
       <w:bookmarkEnd w:id="53"/>
     </w:p>
@@ -39699,10 +39810,10 @@
         <w:rPr>
           <w:i/>
           <w:iCs/>
-          <w:lang w:val="en-GB"/>
         </w:rPr>
       </w:pPr>
       <w:r>
+        <w:lastRenderedPageBreak/>
         <w:t>Tämä komento tuotti toimivan Word-dokumentin, jossa otsikkotasot, kappaleet ja listat siirtyivät pääosin oikein. Jotta tulos vastaisi paremmin HAMKin opinnäytetyöpohjan vaatimuksia, komentoa laajennettiin seuraavasti:</w:t>
       </w:r>
     </w:p>
@@ -39710,7 +39821,7 @@
       <w:pPr>
         <w:pStyle w:val="Caption"/>
       </w:pPr>
-      <w:bookmarkStart w:id="54" w:name="_Toc228817280"/>
+      <w:bookmarkStart w:id="54" w:name="_Toc228829159"/>
       <w:r>
         <w:t xml:space="preserve">Ohjelmistokoodi </w:t>
       </w:r>
@@ -39733,10 +39844,7 @@
         <w:fldChar w:fldCharType="end"/>
       </w:r>
       <w:r>
-        <w:t xml:space="preserve">. </w:t>
-      </w:r>
-      <w:r>
-        <w:t>Havainnollistaa Pandoc-muunnosta sisällysluettelolla ja mallipohjalla.</w:t>
+        <w:t>. Havainnollistaa Pandoc-muunnosta sisällysluettelolla ja mallipohjalla.</w:t>
       </w:r>
       <w:bookmarkEnd w:id="54"/>
     </w:p>
@@ -39776,7 +39884,7 @@
       <w:pPr>
         <w:pStyle w:val="Heading3"/>
       </w:pPr>
-      <w:bookmarkStart w:id="55" w:name="_Toc228828608"/>
+      <w:bookmarkStart w:id="55" w:name="_Toc228829127"/>
       <w:r>
         <w:t>Viittausten ja lähteiden käsittely Zoterolla</w:t>
       </w:r>
@@ -39791,7 +39899,7 @@
       <w:pPr>
         <w:pStyle w:val="Caption"/>
       </w:pPr>
-      <w:bookmarkStart w:id="56" w:name="_Toc228817281"/>
+      <w:bookmarkStart w:id="56" w:name="_Toc228829160"/>
       <w:r>
         <w:t xml:space="preserve">Ohjelmistokoodi </w:t>
       </w:r>
@@ -39848,7 +39956,7 @@
       <w:pPr>
         <w:pStyle w:val="Caption"/>
       </w:pPr>
-      <w:bookmarkStart w:id="57" w:name="_Toc228817282"/>
+      <w:bookmarkStart w:id="57" w:name="_Toc228829161"/>
       <w:r>
         <w:t xml:space="preserve">Ohjelmistokoodi </w:t>
       </w:r>
@@ -39974,18 +40082,108 @@
     </w:p>
     <w:p>
       <w:r>
+        <w:lastRenderedPageBreak/>
         <w:t>Pandoc muodosti automaattisesti sekä tekstiviitteet että lähdeluettelon dokumentin loppuun. Menetelmä toimi teknisesti hyvin ja mahdollisti viitteiden hallinnan kokonaan Markdown-ympäristössä. Käytännössä havaittiin kuitenkin, että muunnoksen jälkeen viitteet muuttuivat staattisiksi, eikä Wordin Zotero-lisäosaa voinut enää käyttää niiden muokkaamiseen. Tämän vuoksi kaikki viittaukset tuli viimeistellä jo Markdown-vaiheessa ennen lopullista muunnosta.</w:t>
+      </w:r>
+    </w:p>
+    <w:p>
+      <w:pPr>
+        <w:pStyle w:val="Heading3"/>
+      </w:pPr>
+      <w:bookmarkStart w:id="58" w:name="_Toc228829128"/>
+      <w:r>
+        <w:t>Muotoilun sovittaminen opinnäytetyöpohjaan</w:t>
+      </w:r>
+      <w:bookmarkEnd w:id="58"/>
+    </w:p>
+    <w:p>
+      <w:r>
+        <w:t>Vaikka Pandoc hoiti rakenteellisen muunnoksen (otsikot, kappaleet, listat) pääosin onnistuneesti, opinnäytetyön lopullinen ulkoasu vaatii tarkkaa sovittamista HAMKin viralliseen Word-mallipohjaan. Tässä vaiheessa hyödynnettiin Pandocin `--reference-doc`-parametria, jonka avulla muunnoksessa käytettiin valmista HAMKin opinnäytetyöpohjaa tyylimallina.</w:t>
+      </w:r>
+    </w:p>
+    <w:p>
+      <w:pPr>
+        <w:pStyle w:val="Caption"/>
+      </w:pPr>
+      <w:bookmarkStart w:id="59" w:name="_Toc228829162"/>
+      <w:r>
+        <w:t xml:space="preserve">Ohjelmistokoodi </w:t>
+      </w:r>
+      <w:r>
+        <w:fldChar w:fldCharType="begin"/>
+      </w:r>
+      <w:r>
+        <w:instrText xml:space="preserve"> SEQ Ohjelmistokoodi \* ARABIC </w:instrText>
+      </w:r>
+      <w:r>
+        <w:fldChar w:fldCharType="separate"/>
+      </w:r>
+      <w:r>
+        <w:rPr>
+          <w:noProof/>
+        </w:rPr>
+        <w:t>7</w:t>
+      </w:r>
+      <w:r>
+        <w:fldChar w:fldCharType="end"/>
+      </w:r>
+      <w:r>
+        <w:t>.</w:t>
+      </w:r>
+      <w:r>
+        <w:t xml:space="preserve"> </w:t>
+      </w:r>
+      <w:r>
+        <w:t>Pandoc-muunnos HAMKin mallipohjaa käyttäen</w:t>
+      </w:r>
+      <w:bookmarkEnd w:id="59"/>
+    </w:p>
+    <w:p>
+      <w:pPr>
+        <w:rPr>
+          <w:i/>
+          <w:iCs/>
+          <w:lang w:val="en-GB"/>
+        </w:rPr>
+      </w:pPr>
+      <w:proofErr w:type="spellStart"/>
+      <w:r>
+        <w:rPr>
+          <w:i/>
+          <w:iCs/>
+          <w:lang w:val="en-GB"/>
+        </w:rPr>
+        <w:t>pandoc</w:t>
+      </w:r>
+      <w:proofErr w:type="spellEnd"/>
+      <w:r>
+        <w:rPr>
+          <w:i/>
+          <w:iCs/>
+          <w:lang w:val="en-GB"/>
+        </w:rPr>
+        <w:t xml:space="preserve"> oppari.md -o oppari.docx --toc --reference-doc=hamk_pohja.docx</w:t>
+      </w:r>
+    </w:p>
+    <w:p>
+      <w:r>
+        <w:t>Käytännön kokeilussa havaittiin useita haasteita. Ensinnäkin Pandoc ei säilyttänyt oikein Wordin osioiden (sections) erilaisia ylätunnisteita ja alatunnisteita. Esimerkiksi ensimmäisen sivun erilainen alatunniste kopioitui kaikille sivuille, mikä rikkoi opinnäytetyöpohjan vaatimukset. Lisäksi otsikoiden automaattinen numerointi Wordissa aktivoitui muunnoksen yhteydessä, vaikka Markdown-tiedostossa rakenne oli jo valmiiksi numeroitu. Tämä aiheutti epäjohdonmukaisuuksia otsikkotasoissa.</w:t>
+      </w:r>
+    </w:p>
+    <w:p>
+      <w:r>
+        <w:t>Muita ongelmia olivat mm. rivivälien, marginaalien ja fonttien tarkka sovittaminen sekä taulukoiden ja kuvien sijoittelu. Vaikka suuri osa sisällöstä siirtyi oikein, lopullinen Word-dokumentti vaati aina manuaalista viimeistelyä.</w:t>
       </w:r>
     </w:p>
     <w:p>
       <w:pPr>
         <w:pStyle w:val="Heading1"/>
       </w:pPr>
-      <w:bookmarkStart w:id="58" w:name="_Toc228828609"/>
+      <w:bookmarkStart w:id="60" w:name="_Toc228829129"/>
       <w:r>
         <w:t>Results</w:t>
       </w:r>
-      <w:bookmarkEnd w:id="58"/>
+      <w:bookmarkEnd w:id="60"/>
     </w:p>
     <w:p>
       <w:r>
@@ -39995,7 +40193,11 @@
         <w:t xml:space="preserve">menetelmään </w:t>
       </w:r>
       <w:r>
-        <w:t>ja luvussa 4.4 määriteltyihin arviointikriteereihin. Tarkastelu perustuu käytännön toteutukseen, syntyneeseen dokumentaatiokokonaisuuteen sekä metatutkimuksena toteutettuun Markdown-Word-muunnokseen.</w:t>
+        <w:t xml:space="preserve">ja </w:t>
+      </w:r>
+      <w:r>
+        <w:lastRenderedPageBreak/>
+        <w:t>luvussa 4.4 määriteltyihin arviointikriteereihin. Tarkastelu perustuu käytännön toteutukseen, syntyneeseen dokumentaatiokokonaisuuteen sekä metatutkimuksena toteutettuun Markdown-Word-muunnokseen.</w:t>
       </w:r>
     </w:p>
     <w:p>
@@ -40012,11 +40214,11 @@
       <w:pPr>
         <w:pStyle w:val="Heading2"/>
       </w:pPr>
-      <w:bookmarkStart w:id="59" w:name="_Toc228828610"/>
+      <w:bookmarkStart w:id="61" w:name="_Toc228829130"/>
       <w:r>
         <w:t>Analyysin lähtökohdat</w:t>
       </w:r>
-      <w:bookmarkEnd w:id="59"/>
+      <w:bookmarkEnd w:id="61"/>
     </w:p>
     <w:p>
       <w:pPr>
@@ -41243,15 +41445,16 @@
           <w:lang w:val="en-FI"/>
         </w:rPr>
       </w:pPr>
-      <w:bookmarkStart w:id="60" w:name="_Toc228828611"/>
-      <w:proofErr w:type="spellStart"/>
-      <w:r>
-        <w:rPr>
-          <w:lang w:val="en-FI"/>
-        </w:rPr>
+      <w:bookmarkStart w:id="62" w:name="_Toc228829131"/>
+      <w:proofErr w:type="spellStart"/>
+      <w:r>
+        <w:rPr>
+          <w:lang w:val="en-FI"/>
+        </w:rPr>
+        <w:lastRenderedPageBreak/>
         <w:t>Ylläpidettävyys</w:t>
       </w:r>
-      <w:bookmarkEnd w:id="60"/>
+      <w:bookmarkEnd w:id="62"/>
       <w:proofErr w:type="spellEnd"/>
     </w:p>
     <w:p>
@@ -41261,7 +41464,7 @@
           <w:lang w:val="en-FI"/>
         </w:rPr>
       </w:pPr>
-      <w:bookmarkStart w:id="61" w:name="_Toc228828612"/>
+      <w:bookmarkStart w:id="63" w:name="_Toc228829132"/>
       <w:proofErr w:type="spellStart"/>
       <w:r>
         <w:rPr>
@@ -41283,7 +41486,7 @@
         </w:rPr>
         <w:t>ylläpidettävyys</w:t>
       </w:r>
-      <w:bookmarkEnd w:id="61"/>
+      <w:bookmarkEnd w:id="63"/>
       <w:proofErr w:type="spellEnd"/>
     </w:p>
     <w:p>
@@ -42427,7 +42630,7 @@
           <w:lang w:val="en-FI"/>
         </w:rPr>
       </w:pPr>
-      <w:bookmarkStart w:id="62" w:name="_Toc228828613"/>
+      <w:bookmarkStart w:id="64" w:name="_Toc228829133"/>
       <w:proofErr w:type="spellStart"/>
       <w:r>
         <w:rPr>
@@ -42449,7 +42652,7 @@
         </w:rPr>
         <w:t>toimivuus</w:t>
       </w:r>
-      <w:bookmarkEnd w:id="62"/>
+      <w:bookmarkEnd w:id="64"/>
       <w:proofErr w:type="spellEnd"/>
     </w:p>
     <w:p>
@@ -43341,7 +43544,7 @@
           <w:lang w:val="en-FI"/>
         </w:rPr>
       </w:pPr>
-      <w:bookmarkStart w:id="63" w:name="_Toc228828614"/>
+      <w:bookmarkStart w:id="65" w:name="_Toc228829134"/>
       <w:proofErr w:type="spellStart"/>
       <w:r>
         <w:rPr>
@@ -43349,7 +43552,7 @@
         </w:rPr>
         <w:t>Haasteet</w:t>
       </w:r>
-      <w:bookmarkEnd w:id="63"/>
+      <w:bookmarkEnd w:id="65"/>
       <w:proofErr w:type="spellEnd"/>
     </w:p>
     <w:p>
@@ -43671,6 +43874,7 @@
         <w:rPr>
           <w:lang w:val="en-FI"/>
         </w:rPr>
+        <w:lastRenderedPageBreak/>
         <w:t>hierarkiaan</w:t>
       </w:r>
       <w:proofErr w:type="spellEnd"/>
@@ -44143,7 +44347,7 @@
           <w:lang w:val="en-FI"/>
         </w:rPr>
       </w:pPr>
-      <w:bookmarkStart w:id="64" w:name="_Toc228828615"/>
+      <w:bookmarkStart w:id="66" w:name="_Toc228829135"/>
       <w:proofErr w:type="spellStart"/>
       <w:r>
         <w:rPr>
@@ -44151,7 +44355,7 @@
         </w:rPr>
         <w:t>Luettavuus</w:t>
       </w:r>
-      <w:bookmarkEnd w:id="64"/>
+      <w:bookmarkEnd w:id="66"/>
       <w:proofErr w:type="spellEnd"/>
     </w:p>
     <w:p>
@@ -44161,7 +44365,7 @@
           <w:lang w:val="en-FI"/>
         </w:rPr>
       </w:pPr>
-      <w:bookmarkStart w:id="65" w:name="_Toc228828616"/>
+      <w:bookmarkStart w:id="67" w:name="_Toc228829136"/>
       <w:proofErr w:type="spellStart"/>
       <w:r>
         <w:rPr>
@@ -44183,7 +44387,7 @@
         </w:rPr>
         <w:t>luettavuus</w:t>
       </w:r>
-      <w:bookmarkEnd w:id="65"/>
+      <w:bookmarkEnd w:id="67"/>
       <w:proofErr w:type="spellEnd"/>
     </w:p>
     <w:p>
@@ -45061,7 +45265,7 @@
           <w:lang w:val="en-FI"/>
         </w:rPr>
       </w:pPr>
-      <w:bookmarkStart w:id="66" w:name="_Toc228828617"/>
+      <w:bookmarkStart w:id="68" w:name="_Toc228829137"/>
       <w:proofErr w:type="spellStart"/>
       <w:r>
         <w:rPr>
@@ -45097,7 +45301,7 @@
         </w:rPr>
         <w:t>luettavuus</w:t>
       </w:r>
-      <w:bookmarkEnd w:id="66"/>
+      <w:bookmarkEnd w:id="68"/>
       <w:proofErr w:type="spellEnd"/>
     </w:p>
     <w:p>
@@ -45751,12 +45955,13 @@
           <w:lang w:val="en-FI"/>
         </w:rPr>
       </w:pPr>
-      <w:bookmarkStart w:id="67" w:name="_Toc228828618"/>
-      <w:proofErr w:type="spellStart"/>
-      <w:r>
-        <w:rPr>
-          <w:lang w:val="en-FI"/>
-        </w:rPr>
+      <w:bookmarkStart w:id="69" w:name="_Toc228829138"/>
+      <w:proofErr w:type="spellStart"/>
+      <w:r>
+        <w:rPr>
+          <w:lang w:val="en-FI"/>
+        </w:rPr>
+        <w:lastRenderedPageBreak/>
         <w:t>Luettavuuden</w:t>
       </w:r>
       <w:proofErr w:type="spellEnd"/>
@@ -45773,7 +45978,7 @@
         </w:rPr>
         <w:t>heikkeneminen</w:t>
       </w:r>
-      <w:bookmarkEnd w:id="67"/>
+      <w:bookmarkEnd w:id="69"/>
       <w:proofErr w:type="spellEnd"/>
     </w:p>
     <w:p>
@@ -46770,7 +46975,7 @@
           <w:lang w:val="en-FI"/>
         </w:rPr>
       </w:pPr>
-      <w:bookmarkStart w:id="68" w:name="_Toc228828619"/>
+      <w:bookmarkStart w:id="70" w:name="_Toc228829139"/>
       <w:proofErr w:type="spellStart"/>
       <w:r>
         <w:rPr>
@@ -46778,7 +46983,7 @@
         </w:rPr>
         <w:t>Siirrettävyys</w:t>
       </w:r>
-      <w:bookmarkEnd w:id="68"/>
+      <w:bookmarkEnd w:id="70"/>
       <w:proofErr w:type="spellEnd"/>
     </w:p>
     <w:p>
@@ -46788,7 +46993,7 @@
           <w:lang w:val="en-FI"/>
         </w:rPr>
       </w:pPr>
-      <w:bookmarkStart w:id="69" w:name="_Toc228828620"/>
+      <w:bookmarkStart w:id="71" w:name="_Toc228829140"/>
       <w:proofErr w:type="spellStart"/>
       <w:r>
         <w:rPr>
@@ -46824,7 +47029,7 @@
         </w:rPr>
         <w:t>muunnos</w:t>
       </w:r>
-      <w:bookmarkEnd w:id="69"/>
+      <w:bookmarkEnd w:id="71"/>
       <w:proofErr w:type="spellEnd"/>
     </w:p>
     <w:p>
@@ -47275,7 +47480,7 @@
           <w:lang w:val="en-FI"/>
         </w:rPr>
       </w:pPr>
-      <w:bookmarkStart w:id="70" w:name="_Toc228828621"/>
+      <w:bookmarkStart w:id="72" w:name="_Toc228829141"/>
       <w:proofErr w:type="spellStart"/>
       <w:r>
         <w:rPr>
@@ -47283,7 +47488,7 @@
         </w:rPr>
         <w:t>Alustariippumattomuus</w:t>
       </w:r>
-      <w:bookmarkEnd w:id="70"/>
+      <w:bookmarkEnd w:id="72"/>
       <w:proofErr w:type="spellEnd"/>
     </w:p>
     <w:p>
@@ -47642,15 +47847,16 @@
           <w:lang w:val="en-FI"/>
         </w:rPr>
       </w:pPr>
-      <w:bookmarkStart w:id="71" w:name="_Toc228828622"/>
-      <w:proofErr w:type="spellStart"/>
-      <w:r>
-        <w:rPr>
-          <w:lang w:val="en-FI"/>
-        </w:rPr>
+      <w:bookmarkStart w:id="73" w:name="_Toc228829142"/>
+      <w:proofErr w:type="spellStart"/>
+      <w:r>
+        <w:rPr>
+          <w:lang w:val="en-FI"/>
+        </w:rPr>
+        <w:lastRenderedPageBreak/>
         <w:t>Rajoitteet</w:t>
       </w:r>
-      <w:bookmarkEnd w:id="71"/>
+      <w:bookmarkEnd w:id="73"/>
       <w:proofErr w:type="spellEnd"/>
     </w:p>
     <w:p>
@@ -48388,7 +48594,7 @@
           <w:lang w:val="en-FI"/>
         </w:rPr>
       </w:pPr>
-      <w:bookmarkStart w:id="72" w:name="_Toc228828623"/>
+      <w:bookmarkStart w:id="74" w:name="_Toc228829143"/>
       <w:proofErr w:type="spellStart"/>
       <w:r>
         <w:rPr>
@@ -48410,7 +48616,7 @@
         </w:rPr>
         <w:t>taso</w:t>
       </w:r>
-      <w:bookmarkEnd w:id="72"/>
+      <w:bookmarkEnd w:id="74"/>
       <w:proofErr w:type="spellEnd"/>
     </w:p>
     <w:p>
@@ -48420,7 +48626,7 @@
           <w:lang w:val="en-FI"/>
         </w:rPr>
       </w:pPr>
-      <w:bookmarkStart w:id="73" w:name="_Toc228828624"/>
+      <w:bookmarkStart w:id="75" w:name="_Toc228829144"/>
       <w:proofErr w:type="spellStart"/>
       <w:r>
         <w:rPr>
@@ -48442,7 +48648,7 @@
         </w:rPr>
         <w:t>vaiheet</w:t>
       </w:r>
-      <w:bookmarkEnd w:id="73"/>
+      <w:bookmarkEnd w:id="75"/>
       <w:proofErr w:type="spellEnd"/>
     </w:p>
     <w:p>
@@ -48837,7 +49043,7 @@
           <w:lang w:val="en-FI"/>
         </w:rPr>
       </w:pPr>
-      <w:bookmarkStart w:id="74" w:name="_Toc228828625"/>
+      <w:bookmarkStart w:id="76" w:name="_Toc228829145"/>
       <w:proofErr w:type="spellStart"/>
       <w:r>
         <w:rPr>
@@ -48859,7 +49065,7 @@
         </w:rPr>
         <w:t>vaiheet</w:t>
       </w:r>
-      <w:bookmarkEnd w:id="74"/>
+      <w:bookmarkEnd w:id="76"/>
       <w:proofErr w:type="spellEnd"/>
     </w:p>
     <w:p>
@@ -49198,7 +49404,7 @@
           <w:lang w:val="en-FI"/>
         </w:rPr>
       </w:pPr>
-      <w:bookmarkStart w:id="75" w:name="_Toc228828626"/>
+      <w:bookmarkStart w:id="77" w:name="_Toc228829146"/>
       <w:proofErr w:type="spellStart"/>
       <w:r>
         <w:rPr>
@@ -49220,7 +49426,7 @@
         </w:rPr>
         <w:t>hyödyt</w:t>
       </w:r>
-      <w:bookmarkEnd w:id="75"/>
+      <w:bookmarkEnd w:id="77"/>
       <w:proofErr w:type="spellEnd"/>
     </w:p>
     <w:p>
@@ -49657,12 +49863,13 @@
           <w:lang w:val="en-FI"/>
         </w:rPr>
       </w:pPr>
-      <w:bookmarkStart w:id="76" w:name="_Toc228828627"/>
-      <w:proofErr w:type="spellStart"/>
-      <w:r>
-        <w:rPr>
-          <w:lang w:val="en-FI"/>
-        </w:rPr>
+      <w:bookmarkStart w:id="78" w:name="_Toc228829147"/>
+      <w:proofErr w:type="spellStart"/>
+      <w:r>
+        <w:rPr>
+          <w:lang w:val="en-FI"/>
+        </w:rPr>
+        <w:lastRenderedPageBreak/>
         <w:t>Automaation</w:t>
       </w:r>
       <w:proofErr w:type="spellEnd"/>
@@ -49679,7 +49886,7 @@
         </w:rPr>
         <w:t>rajoitteet</w:t>
       </w:r>
-      <w:bookmarkEnd w:id="76"/>
+      <w:bookmarkEnd w:id="78"/>
       <w:proofErr w:type="spellEnd"/>
     </w:p>
     <w:p>
@@ -50130,7 +50337,7 @@
           <w:lang w:val="en-FI"/>
         </w:rPr>
       </w:pPr>
-      <w:bookmarkStart w:id="77" w:name="_Toc228828628"/>
+      <w:bookmarkStart w:id="79" w:name="_Toc228829148"/>
       <w:proofErr w:type="spellStart"/>
       <w:r>
         <w:rPr>
@@ -50152,7 +50359,7 @@
         </w:rPr>
         <w:t>analyysista</w:t>
       </w:r>
-      <w:bookmarkEnd w:id="77"/>
+      <w:bookmarkEnd w:id="79"/>
       <w:proofErr w:type="spellEnd"/>
     </w:p>
     <w:p>
@@ -51167,12 +51374,12 @@
       <w:pPr>
         <w:pStyle w:val="Heading1"/>
       </w:pPr>
-      <w:bookmarkStart w:id="78" w:name="_Toc228828629"/>
+      <w:bookmarkStart w:id="80" w:name="_Toc228829149"/>
       <w:bookmarkEnd w:id="41"/>
       <w:r>
         <w:t>Conclusions</w:t>
       </w:r>
-      <w:bookmarkEnd w:id="78"/>
+      <w:bookmarkEnd w:id="80"/>
     </w:p>
     <w:p>
       <w:r>
@@ -51186,26 +51393,30 @@
       <w:pPr>
         <w:pStyle w:val="Heading2"/>
       </w:pPr>
-      <w:bookmarkStart w:id="79" w:name="_Toc228828630"/>
+      <w:bookmarkStart w:id="81" w:name="_Toc228829150"/>
       <w:r>
         <w:t>Miten Markdown soveltuu teknisen dokumentaation kirjoittamiseen ohjelmistoprojekteissa?</w:t>
       </w:r>
-      <w:bookmarkEnd w:id="79"/>
+      <w:bookmarkEnd w:id="81"/>
     </w:p>
     <w:p>
       <w:r>
-        <w:t>Tutkimuksen perusteella Markdown soveltuu teknisen dokumentaation kirjoittamiseen erityisesti ympäristöissä, joissa dokumentaatio tuotetaan ja ylläpidetään osana ohjelmistokehitystä. Markdownin kevyt ja rakenteinen syntaksi tukee selkeää sisällön jäsentelyä sekä mahdollistaa dokumentaation kirjoittamisen ilman raskaita muotoilutyökaluja. Tekstipohjaisuutensa ansiosta Markdown on helposti luettavissa myös raakamuodossa ja integroitavissa kehittäjien päivittäisiin työkaluihin, kuten koodieditoreihin ja versionhallintajärjestelmiin. Tulokset osoittavat, että Markdown tukee tehokkaasti niin dokumentaation kirjoittamista, ylläpitoa kuin julkaisemistakin, kun sitä täydennetään sopivilla työkaluilla, kuten staattisilla sivustogeneraattoreilla.</w:t>
+        <w:t xml:space="preserve">Tutkimuksen perusteella Markdown soveltuu teknisen dokumentaation kirjoittamiseen erityisesti ympäristöissä, joissa dokumentaatio tuotetaan ja ylläpidetään osana ohjelmistokehitystä. Markdownin kevyt ja rakenteinen syntaksi tukee selkeää sisällön </w:t>
+      </w:r>
+      <w:r>
+        <w:lastRenderedPageBreak/>
+        <w:t>jäsentelyä sekä mahdollistaa dokumentaation kirjoittamisen ilman raskaita muotoilutyökaluja. Tekstipohjaisuutensa ansiosta Markdown on helposti luettavissa myös raakamuodossa ja integroitavissa kehittäjien päivittäisiin työkaluihin, kuten koodieditoreihin ja versionhallintajärjestelmiin. Tulokset osoittavat, että Markdown tukee tehokkaasti niin dokumentaation kirjoittamista, ylläpitoa kuin julkaisemistakin, kun sitä täydennetään sopivilla työkaluilla, kuten staattisilla sivustogeneraattoreilla.</w:t>
       </w:r>
     </w:p>
     <w:p>
       <w:pPr>
         <w:pStyle w:val="Heading2"/>
       </w:pPr>
-      <w:bookmarkStart w:id="80" w:name="_Toc228828631"/>
+      <w:bookmarkStart w:id="82" w:name="_Toc228829151"/>
       <w:r>
         <w:t>Mitkä ovat Markdownin edut ja rajoitukset verrattuna muihin dokumentointimenetelmiin?</w:t>
       </w:r>
-      <w:bookmarkEnd w:id="80"/>
+      <w:bookmarkEnd w:id="82"/>
     </w:p>
     <w:p>
       <w:r>
@@ -51221,11 +51432,11 @@
       <w:pPr>
         <w:pStyle w:val="Heading2"/>
       </w:pPr>
-      <w:bookmarkStart w:id="81" w:name="_Toc228828632"/>
+      <w:bookmarkStart w:id="83" w:name="_Toc228829152"/>
       <w:r>
         <w:t>Millä tavoin Markdown helpottaa dokumentaation ylläpitoa versionhallintajärjestelmissä?</w:t>
       </w:r>
-      <w:bookmarkEnd w:id="81"/>
+      <w:bookmarkEnd w:id="83"/>
     </w:p>
     <w:p>
       <w:r>
@@ -51234,6 +51445,7 @@
     </w:p>
     <w:p>
       <w:r>
+        <w:lastRenderedPageBreak/>
         <w:t>Lisäksi Docs-as-Code-lähestymistavan mukainen Markdown-pohjainen dokumentaatio mahdollisti dokumentaation integroinnin osaksi automatisoitua julkaisuprosessia. Dokumentaation päivittäminen voitiin siten kytkeä suoraan muutoksiin lähdejärjestelmässä, mikä edisti sisällön ajantasaisuutta ja vähensi manuaalisen työn määrää. Tutkimuksen perusteella Markdown tukee tehokkaasti versionhallintaan perustuvaa dokumentaation ylläpitomallia erityisesti teknisissä ja organisaatiomaisissa ympäristöissä.</w:t>
       </w:r>
     </w:p>
@@ -51241,11 +51453,11 @@
       <w:pPr>
         <w:pStyle w:val="Heading2"/>
       </w:pPr>
-      <w:bookmarkStart w:id="82" w:name="_Toc228828633"/>
+      <w:bookmarkStart w:id="84" w:name="_Toc228829153"/>
       <w:r>
         <w:t>Menetelmän arviointi</w:t>
       </w:r>
-      <w:bookmarkEnd w:id="82"/>
+      <w:bookmarkEnd w:id="84"/>
     </w:p>
     <w:p>
       <w:r>
@@ -51256,11 +51468,11 @@
       <w:pPr>
         <w:pStyle w:val="Heading1"/>
       </w:pPr>
-      <w:bookmarkStart w:id="83" w:name="_Toc228828634"/>
+      <w:bookmarkStart w:id="85" w:name="_Toc228829154"/>
       <w:r>
         <w:t>Further research?</w:t>
       </w:r>
-      <w:bookmarkEnd w:id="83"/>
+      <w:bookmarkEnd w:id="85"/>
     </w:p>
     <w:p>
       <w:r>
@@ -51274,7 +51486,11 @@
     </w:p>
     <w:p>
       <w:r>
-        <w:t>Opin myös konkreettisesti, miten "Docs as Code" -ajattelu toimii käytännössä ja miten voimakas työkaluyhdistelmä TypeScript, Git, Docusaurus ja GitHub Actions voi olla. Samalla havaitsin, miten paljon manuaalista työtä ja säätämistä liittyy vielä näennäisen automaattisiin prosesseihin. Metatutkimus opetti nöyryyttä muotoilun ja akateemisten vaatimusten kanssa, sillä tekninen ratkaisu ei aina suoraan sovi valmiiseen muottiin.</w:t>
+        <w:t xml:space="preserve">Opin myös konkreettisesti, miten "Docs as Code" -ajattelu toimii käytännössä ja miten voimakas työkaluyhdistelmä TypeScript, Git, Docusaurus ja GitHub Actions voi olla. Samalla havaitsin, miten paljon manuaalista työtä ja säätämistä liittyy vielä näennäisen </w:t>
+      </w:r>
+      <w:r>
+        <w:lastRenderedPageBreak/>
+        <w:t>automaattisiin prosesseihin. Metatutkimus opetti nöyryyttä muotoilun ja akateemisten vaatimusten kanssa, sillä tekninen ratkaisu ei aina suoraan sovi valmiiseen muottiin.</w:t>
       </w:r>
     </w:p>
     <w:p>
@@ -51300,13 +51516,21 @@
     <w:p>
       <w:pPr>
         <w:pStyle w:val="Lhteet-otsikko"/>
+        <w:rPr>
+          <w:lang w:val="en-GB"/>
+        </w:rPr>
       </w:pPr>
-      <w:bookmarkStart w:id="84" w:name="_Toc228828635"/>
-      <w:r>
+      <w:bookmarkStart w:id="86" w:name="_Toc228829155"/>
+      <w:proofErr w:type="spellStart"/>
+      <w:r>
+        <w:rPr>
+          <w:lang w:val="en-GB"/>
+        </w:rPr>
         <w:lastRenderedPageBreak/>
         <w:t>Lähteet</w:t>
       </w:r>
-      <w:bookmarkEnd w:id="84"/>
+      <w:bookmarkEnd w:id="86"/>
+      <w:proofErr w:type="spellEnd"/>
     </w:p>
     <w:p>
       <w:pPr>
@@ -51345,21 +51569,7 @@
         <w:rPr>
           <w:lang w:val="en-GB"/>
         </w:rPr>
-        <w:t xml:space="preserve">. </w:t>
-      </w:r>
-      <w:proofErr w:type="spellStart"/>
-      <w:r>
-        <w:rPr>
-          <w:lang w:val="en-GB"/>
-        </w:rPr>
-        <w:t>Aoress</w:t>
-      </w:r>
-      <w:proofErr w:type="spellEnd"/>
-      <w:r>
-        <w:rPr>
-          <w:lang w:val="en-GB"/>
-        </w:rPr>
-        <w:t>.</w:t>
+        <w:t>. Aoress.</w:t>
       </w:r>
     </w:p>
     <w:p>
@@ -51370,51 +51580,7 @@
         <w:rPr>
           <w:lang w:val="en-GB"/>
         </w:rPr>
-        <w:t>Atlassian. (</w:t>
-      </w:r>
-      <w:proofErr w:type="spellStart"/>
-      <w:proofErr w:type="gramStart"/>
-      <w:r>
-        <w:rPr>
-          <w:lang w:val="en-GB"/>
-        </w:rPr>
-        <w:t>ei</w:t>
-      </w:r>
-      <w:proofErr w:type="spellEnd"/>
-      <w:proofErr w:type="gramEnd"/>
-      <w:r>
-        <w:rPr>
-          <w:lang w:val="en-GB"/>
-        </w:rPr>
-        <w:t xml:space="preserve"> </w:t>
-      </w:r>
-      <w:proofErr w:type="spellStart"/>
-      <w:r>
-        <w:rPr>
-          <w:lang w:val="en-GB"/>
-        </w:rPr>
-        <w:t>pvm</w:t>
-      </w:r>
-      <w:proofErr w:type="spellEnd"/>
-      <w:r>
-        <w:rPr>
-          <w:lang w:val="en-GB"/>
-        </w:rPr>
-        <w:t xml:space="preserve">.). The importance of documentation. </w:t>
-      </w:r>
-      <w:proofErr w:type="spellStart"/>
-      <w:r>
-        <w:rPr>
-          <w:lang w:val="en-GB"/>
-        </w:rPr>
-        <w:t>Teoksessa</w:t>
-      </w:r>
-      <w:proofErr w:type="spellEnd"/>
-      <w:r>
-        <w:rPr>
-          <w:lang w:val="en-GB"/>
-        </w:rPr>
-        <w:t xml:space="preserve"> </w:t>
+        <w:t xml:space="preserve">Atlassian. (ei pvm.). The importance of documentation. Teoksessa </w:t>
       </w:r>
       <w:r>
         <w:rPr>
@@ -51445,35 +51611,7 @@
         <w:rPr>
           <w:lang w:val="en-GB"/>
         </w:rPr>
-        <w:t xml:space="preserve">Broucke, S. </w:t>
-      </w:r>
-      <w:proofErr w:type="spellStart"/>
-      <w:r>
-        <w:rPr>
-          <w:lang w:val="en-GB"/>
-        </w:rPr>
-        <w:t>vanden</w:t>
-      </w:r>
-      <w:proofErr w:type="spellEnd"/>
-      <w:r>
-        <w:rPr>
-          <w:lang w:val="en-GB"/>
-        </w:rPr>
-        <w:t xml:space="preserve">, &amp; </w:t>
-      </w:r>
-      <w:proofErr w:type="spellStart"/>
-      <w:r>
-        <w:rPr>
-          <w:lang w:val="en-GB"/>
-        </w:rPr>
-        <w:t>Baesens</w:t>
-      </w:r>
-      <w:proofErr w:type="spellEnd"/>
-      <w:r>
-        <w:rPr>
-          <w:lang w:val="en-GB"/>
-        </w:rPr>
-        <w:t xml:space="preserve">, B. (2018). </w:t>
+        <w:t xml:space="preserve">Broucke, S. vanden, &amp; Baesens, B. (2018). </w:t>
       </w:r>
       <w:r>
         <w:rPr>
@@ -51487,21 +51625,7 @@
         <w:rPr>
           <w:lang w:val="en-GB"/>
         </w:rPr>
-        <w:t xml:space="preserve">. </w:t>
-      </w:r>
-      <w:proofErr w:type="spellStart"/>
-      <w:r>
-        <w:rPr>
-          <w:lang w:val="en-GB"/>
-        </w:rPr>
-        <w:t>Apress</w:t>
-      </w:r>
-      <w:proofErr w:type="spellEnd"/>
-      <w:r>
-        <w:rPr>
-          <w:lang w:val="en-GB"/>
-        </w:rPr>
-        <w:t>. http://sfx.finna.fi/nelli19?url_ver=Z39.88-2004&amp;ctx_ver=Z39.88-2004&amp;ctx_enc=info:ofi/enc:UTF-8&amp;rfr_id=info:sid/sfxit.com:opac_856&amp;url_ctx_fmt=info:ofi/fmt:kev:mtx:ctx&amp;sfx.ignore_date_threshold=1&amp;rft.object_id=4100000003359120&amp;svc_val_fmt=info:ofi/fmt:kev:mtx:sch_svc&amp;</w:t>
+        <w:t>. Apress. http://sfx.finna.fi/nelli19?url_ver=Z39.88-2004&amp;ctx_ver=Z39.88-2004&amp;ctx_enc=info:ofi/enc:UTF-8&amp;rfr_id=info:sid/sfxit.com:opac_856&amp;url_ctx_fmt=info:ofi/fmt:kev:mtx:ctx&amp;sfx.ignore_date_threshold=1&amp;rft.object_id=4100000003359120&amp;svc_val_fmt=info:ofi/fmt:kev:mtx:sch_svc&amp;</w:t>
       </w:r>
     </w:p>
     <w:p>
@@ -51547,21 +51671,7 @@
         <w:rPr>
           <w:lang w:val="en-GB"/>
         </w:rPr>
-        <w:t xml:space="preserve"> [</w:t>
-      </w:r>
-      <w:proofErr w:type="spellStart"/>
-      <w:r>
-        <w:rPr>
-          <w:lang w:val="en-GB"/>
-        </w:rPr>
-        <w:t>Ohjelmisto</w:t>
-      </w:r>
-      <w:proofErr w:type="spellEnd"/>
-      <w:r>
-        <w:rPr>
-          <w:lang w:val="en-GB"/>
-        </w:rPr>
-        <w:t>]. https://marked.js.org/</w:t>
+        <w:t xml:space="preserve"> [Ohjelmisto]. https://marked.js.org/</w:t>
       </w:r>
     </w:p>
     <w:p>
@@ -51572,37 +51682,7 @@
         <w:rPr>
           <w:lang w:val="en-GB"/>
         </w:rPr>
-        <w:t>Cloudflare. (</w:t>
-      </w:r>
-      <w:proofErr w:type="spellStart"/>
-      <w:proofErr w:type="gramStart"/>
-      <w:r>
-        <w:rPr>
-          <w:lang w:val="en-GB"/>
-        </w:rPr>
-        <w:t>ei</w:t>
-      </w:r>
-      <w:proofErr w:type="spellEnd"/>
-      <w:proofErr w:type="gramEnd"/>
-      <w:r>
-        <w:rPr>
-          <w:lang w:val="en-GB"/>
-        </w:rPr>
-        <w:t xml:space="preserve"> </w:t>
-      </w:r>
-      <w:proofErr w:type="spellStart"/>
-      <w:r>
-        <w:rPr>
-          <w:lang w:val="en-GB"/>
-        </w:rPr>
-        <w:t>pvm</w:t>
-      </w:r>
-      <w:proofErr w:type="spellEnd"/>
-      <w:r>
-        <w:rPr>
-          <w:lang w:val="en-GB"/>
-        </w:rPr>
-        <w:t xml:space="preserve">.). </w:t>
+        <w:t xml:space="preserve">Cloudflare. (ei pvm.). </w:t>
       </w:r>
       <w:r>
         <w:rPr>
@@ -51638,37 +51718,7 @@
         <w:rPr>
           <w:lang w:val="en-GB"/>
         </w:rPr>
-        <w:t>. (</w:t>
-      </w:r>
-      <w:proofErr w:type="spellStart"/>
-      <w:proofErr w:type="gramStart"/>
-      <w:r>
-        <w:rPr>
-          <w:lang w:val="en-GB"/>
-        </w:rPr>
-        <w:t>ei</w:t>
-      </w:r>
-      <w:proofErr w:type="spellEnd"/>
-      <w:proofErr w:type="gramEnd"/>
-      <w:r>
-        <w:rPr>
-          <w:lang w:val="en-GB"/>
-        </w:rPr>
-        <w:t xml:space="preserve"> </w:t>
-      </w:r>
-      <w:proofErr w:type="spellStart"/>
-      <w:r>
-        <w:rPr>
-          <w:lang w:val="en-GB"/>
-        </w:rPr>
-        <w:t>pvm</w:t>
-      </w:r>
-      <w:proofErr w:type="spellEnd"/>
-      <w:r>
-        <w:rPr>
-          <w:lang w:val="en-GB"/>
-        </w:rPr>
-        <w:t xml:space="preserve">.). Home Office UK. </w:t>
+        <w:t xml:space="preserve">. (ei pvm.). Home Office UK. </w:t>
       </w:r>
       <w:r>
         <w:t>Noudettu https://engineering.homeoffice.gov.uk/patterns/docs-as-code/</w:t>
@@ -51693,21 +51743,7 @@
         <w:rPr>
           <w:lang w:val="en-GB"/>
         </w:rPr>
-        <w:t xml:space="preserve"> (2026). </w:t>
-      </w:r>
-      <w:proofErr w:type="spellStart"/>
-      <w:r>
-        <w:rPr>
-          <w:lang w:val="en-GB"/>
-        </w:rPr>
-        <w:t>Github</w:t>
-      </w:r>
-      <w:proofErr w:type="spellEnd"/>
-      <w:r>
-        <w:rPr>
-          <w:lang w:val="en-GB"/>
-        </w:rPr>
-        <w:t>. https://github.com/git-guides#what-is-git</w:t>
+        <w:t xml:space="preserve"> (2026). Github. https://github.com/git-guides#what-is-git</w:t>
       </w:r>
     </w:p>
     <w:p>
@@ -51720,25 +51756,7 @@
           <w:iCs/>
           <w:lang w:val="en-GB"/>
         </w:rPr>
-        <w:t xml:space="preserve">GitHub </w:t>
-      </w:r>
-      <w:proofErr w:type="spellStart"/>
-      <w:r>
-        <w:rPr>
-          <w:i/>
-          <w:iCs/>
-          <w:lang w:val="en-GB"/>
-        </w:rPr>
-        <w:t>Flavored</w:t>
-      </w:r>
-      <w:proofErr w:type="spellEnd"/>
-      <w:r>
-        <w:rPr>
-          <w:i/>
-          <w:iCs/>
-          <w:lang w:val="en-GB"/>
-        </w:rPr>
-        <w:t xml:space="preserve"> Markdown Spec | Introduction</w:t>
+        <w:t>GitHub Flavored Markdown Spec | Introduction</w:t>
       </w:r>
       <w:r>
         <w:rPr>
@@ -51761,21 +51779,7 @@
         <w:rPr>
           <w:lang w:val="en-GB"/>
         </w:rPr>
-        <w:t xml:space="preserve">Google. (2025, </w:t>
-      </w:r>
-      <w:proofErr w:type="spellStart"/>
-      <w:r>
-        <w:rPr>
-          <w:lang w:val="en-GB"/>
-        </w:rPr>
-        <w:t>heinäkuuta</w:t>
-      </w:r>
-      <w:proofErr w:type="spellEnd"/>
-      <w:r>
-        <w:rPr>
-          <w:lang w:val="en-GB"/>
-        </w:rPr>
-        <w:t xml:space="preserve"> 7). </w:t>
+        <w:t xml:space="preserve">Google. (2025, heinäkuuta 7). </w:t>
       </w:r>
       <w:r>
         <w:rPr>
@@ -51817,19 +51821,11 @@
           <w:lang w:val="en-GB"/>
         </w:rPr>
       </w:pPr>
-      <w:proofErr w:type="spellStart"/>
       <w:r>
         <w:rPr>
           <w:lang w:val="en-GB"/>
         </w:rPr>
-        <w:t>Jarmul</w:t>
-      </w:r>
-      <w:proofErr w:type="spellEnd"/>
-      <w:r>
-        <w:rPr>
-          <w:lang w:val="en-GB"/>
-        </w:rPr>
-        <w:t xml:space="preserve">, K. (2017). </w:t>
+        <w:t xml:space="preserve">Jarmul, K. (2017). </w:t>
       </w:r>
       <w:r>
         <w:rPr>
@@ -51843,35 +51839,7 @@
         <w:rPr>
           <w:lang w:val="en-GB"/>
         </w:rPr>
-        <w:t xml:space="preserve">. </w:t>
-      </w:r>
-      <w:proofErr w:type="spellStart"/>
-      <w:r>
-        <w:rPr>
-          <w:lang w:val="en-GB"/>
-        </w:rPr>
-        <w:t>Packt</w:t>
-      </w:r>
-      <w:proofErr w:type="spellEnd"/>
-      <w:r>
-        <w:rPr>
-          <w:lang w:val="en-GB"/>
-        </w:rPr>
-        <w:t xml:space="preserve"> </w:t>
-      </w:r>
-      <w:proofErr w:type="spellStart"/>
-      <w:r>
-        <w:rPr>
-          <w:lang w:val="en-GB"/>
-        </w:rPr>
-        <w:t>Puhlishing</w:t>
-      </w:r>
-      <w:proofErr w:type="spellEnd"/>
-      <w:r>
-        <w:rPr>
-          <w:lang w:val="en-GB"/>
-        </w:rPr>
-        <w:t>. https://learning.oreilly.com/library/view/python-web-scraping/9781786462589/48893d0e-2166-47f9-86bb-f37715a693e8.xhtml</w:t>
+        <w:t>. Packt Puhlishing. https://learning.oreilly.com/library/view/python-web-scraping/9781786462589/48893d0e-2166-47f9-86bb-f37715a693e8.xhtml</w:t>
       </w:r>
     </w:p>
     <w:p>
@@ -51899,21 +51867,7 @@
         <w:rPr>
           <w:lang w:val="en-GB"/>
         </w:rPr>
-        <w:t xml:space="preserve">. </w:t>
-      </w:r>
-      <w:proofErr w:type="spellStart"/>
-      <w:r>
-        <w:rPr>
-          <w:lang w:val="en-GB"/>
-        </w:rPr>
-        <w:t>Apress</w:t>
-      </w:r>
-      <w:proofErr w:type="spellEnd"/>
-      <w:r>
-        <w:rPr>
-          <w:lang w:val="en-GB"/>
-        </w:rPr>
-        <w:t>. https://go.oreilly.com/hamk-fi/library/view/Technical-Writing-for/9798868821110</w:t>
+        <w:t>. Apress. https://go.oreilly.com/hamk-fi/library/view/Technical-Writing-for/9798868821110</w:t>
       </w:r>
     </w:p>
     <w:p>
@@ -51924,35 +51878,7 @@
         <w:rPr>
           <w:lang w:val="en-GB"/>
         </w:rPr>
-        <w:t>John, G. (</w:t>
-      </w:r>
-      <w:proofErr w:type="spellStart"/>
-      <w:r>
-        <w:rPr>
-          <w:lang w:val="en-GB"/>
-        </w:rPr>
-        <w:t>ei</w:t>
-      </w:r>
-      <w:proofErr w:type="spellEnd"/>
-      <w:r>
-        <w:rPr>
-          <w:lang w:val="en-GB"/>
-        </w:rPr>
-        <w:t xml:space="preserve"> </w:t>
-      </w:r>
-      <w:proofErr w:type="spellStart"/>
-      <w:r>
-        <w:rPr>
-          <w:lang w:val="en-GB"/>
-        </w:rPr>
-        <w:t>pvm</w:t>
-      </w:r>
-      <w:proofErr w:type="spellEnd"/>
-      <w:r>
-        <w:rPr>
-          <w:lang w:val="en-GB"/>
-        </w:rPr>
-        <w:t xml:space="preserve">.). </w:t>
+        <w:t xml:space="preserve">John, G. (ei pvm.). </w:t>
       </w:r>
       <w:r>
         <w:rPr>
@@ -51984,35 +51910,7 @@
           <w:lang w:val="en-GB"/>
         </w:rPr>
         <w:lastRenderedPageBreak/>
-        <w:t xml:space="preserve">Kong. (2025, </w:t>
-      </w:r>
-      <w:proofErr w:type="spellStart"/>
-      <w:r>
-        <w:rPr>
-          <w:lang w:val="en-GB"/>
-        </w:rPr>
-        <w:t>huhtikuuta</w:t>
-      </w:r>
-      <w:proofErr w:type="spellEnd"/>
-      <w:r>
-        <w:rPr>
-          <w:lang w:val="en-GB"/>
-        </w:rPr>
-        <w:t xml:space="preserve"> 14). What </w:t>
-      </w:r>
-      <w:proofErr w:type="gramStart"/>
-      <w:r>
-        <w:rPr>
-          <w:lang w:val="en-GB"/>
-        </w:rPr>
-        <w:t>is</w:t>
-      </w:r>
-      <w:proofErr w:type="gramEnd"/>
-      <w:r>
-        <w:rPr>
-          <w:lang w:val="en-GB"/>
-        </w:rPr>
-        <w:t xml:space="preserve"> Docs as Code? Your Guide to Modern Technical Documentation. </w:t>
+        <w:t xml:space="preserve">Kong. (2025, huhtikuuta 14). What is Docs as Code? Your Guide to Modern Technical Documentation. </w:t>
       </w:r>
       <w:r>
         <w:rPr>
@@ -52020,25 +51918,7 @@
           <w:iCs/>
           <w:lang w:val="en-GB"/>
         </w:rPr>
-        <w:t xml:space="preserve">What </w:t>
-      </w:r>
-      <w:proofErr w:type="gramStart"/>
-      <w:r>
-        <w:rPr>
-          <w:i/>
-          <w:iCs/>
-          <w:lang w:val="en-GB"/>
-        </w:rPr>
-        <w:t>is</w:t>
-      </w:r>
-      <w:proofErr w:type="gramEnd"/>
-      <w:r>
-        <w:rPr>
-          <w:i/>
-          <w:iCs/>
-          <w:lang w:val="en-GB"/>
-        </w:rPr>
-        <w:t xml:space="preserve"> Docs as Code? Your Guide to Modern Technical Documentation</w:t>
+        <w:t>What is Docs as Code? Your Guide to Modern Technical Documentation</w:t>
       </w:r>
       <w:r>
         <w:rPr>
@@ -52058,21 +51938,7 @@
         <w:rPr>
           <w:lang w:val="en-GB"/>
         </w:rPr>
-        <w:t xml:space="preserve">Lund, C. (2024, </w:t>
-      </w:r>
-      <w:proofErr w:type="spellStart"/>
-      <w:r>
-        <w:rPr>
-          <w:lang w:val="en-GB"/>
-        </w:rPr>
-        <w:t>huhtikuuta</w:t>
-      </w:r>
-      <w:proofErr w:type="spellEnd"/>
-      <w:r>
-        <w:rPr>
-          <w:lang w:val="en-GB"/>
-        </w:rPr>
-        <w:t xml:space="preserve"> 18). Everything you need to know about document automation | What is document automation? </w:t>
+        <w:t xml:space="preserve">Lund, C. (2024, huhtikuuta 18). Everything you need to know about document automation | What is document automation? </w:t>
       </w:r>
       <w:r>
         <w:rPr>
@@ -52252,21 +52118,7 @@
         <w:rPr>
           <w:lang w:val="en-GB"/>
         </w:rPr>
-        <w:t xml:space="preserve">Matt, C. (2026e, </w:t>
-      </w:r>
-      <w:proofErr w:type="spellStart"/>
-      <w:r>
-        <w:rPr>
-          <w:lang w:val="en-GB"/>
-        </w:rPr>
-        <w:t>maaliskuuta</w:t>
-      </w:r>
-      <w:proofErr w:type="spellEnd"/>
-      <w:r>
-        <w:rPr>
-          <w:lang w:val="en-GB"/>
-        </w:rPr>
-        <w:t xml:space="preserve"> 15). </w:t>
+        <w:t xml:space="preserve">Matt, C. (2026e, maaliskuuta 15). </w:t>
       </w:r>
       <w:r>
         <w:rPr>
@@ -52294,21 +52146,7 @@
         <w:rPr>
           <w:lang w:val="en-GB"/>
         </w:rPr>
-        <w:t xml:space="preserve">Matt, C. (2026f, </w:t>
-      </w:r>
-      <w:proofErr w:type="spellStart"/>
-      <w:r>
-        <w:rPr>
-          <w:lang w:val="en-GB"/>
-        </w:rPr>
-        <w:t>maaliskuuta</w:t>
-      </w:r>
-      <w:proofErr w:type="spellEnd"/>
-      <w:r>
-        <w:rPr>
-          <w:lang w:val="en-GB"/>
-        </w:rPr>
-        <w:t xml:space="preserve"> 16). </w:t>
+        <w:t xml:space="preserve">Matt, C. (2026f, maaliskuuta 16). </w:t>
       </w:r>
       <w:r>
         <w:rPr>
@@ -52333,37 +52171,7 @@
         <w:rPr>
           <w:lang w:val="en-GB"/>
         </w:rPr>
-        <w:t>MDN Web Docs. (</w:t>
-      </w:r>
-      <w:proofErr w:type="spellStart"/>
-      <w:proofErr w:type="gramStart"/>
-      <w:r>
-        <w:rPr>
-          <w:lang w:val="en-GB"/>
-        </w:rPr>
-        <w:t>ei</w:t>
-      </w:r>
-      <w:proofErr w:type="spellEnd"/>
-      <w:proofErr w:type="gramEnd"/>
-      <w:r>
-        <w:rPr>
-          <w:lang w:val="en-GB"/>
-        </w:rPr>
-        <w:t xml:space="preserve"> </w:t>
-      </w:r>
-      <w:proofErr w:type="spellStart"/>
-      <w:r>
-        <w:rPr>
-          <w:lang w:val="en-GB"/>
-        </w:rPr>
-        <w:t>pvm</w:t>
-      </w:r>
-      <w:proofErr w:type="spellEnd"/>
-      <w:r>
-        <w:rPr>
-          <w:lang w:val="en-GB"/>
-        </w:rPr>
-        <w:t xml:space="preserve">.). </w:t>
+        <w:t xml:space="preserve">MDN Web Docs. (ei pvm.). </w:t>
       </w:r>
       <w:r>
         <w:rPr>
@@ -52371,25 +52179,7 @@
           <w:iCs/>
           <w:lang w:val="en-GB"/>
         </w:rPr>
-        <w:t xml:space="preserve">HTML: </w:t>
-      </w:r>
-      <w:proofErr w:type="spellStart"/>
-      <w:r>
-        <w:rPr>
-          <w:i/>
-          <w:iCs/>
-          <w:lang w:val="en-GB"/>
-        </w:rPr>
-        <w:t>HyperText</w:t>
-      </w:r>
-      <w:proofErr w:type="spellEnd"/>
-      <w:r>
-        <w:rPr>
-          <w:i/>
-          <w:iCs/>
-          <w:lang w:val="en-GB"/>
-        </w:rPr>
-        <w:t xml:space="preserve"> Markup Language</w:t>
+        <w:t>HTML: HyperText Markup Language</w:t>
       </w:r>
       <w:r>
         <w:rPr>
@@ -52476,21 +52266,7 @@
         <w:rPr>
           <w:lang w:val="en-GB"/>
         </w:rPr>
-        <w:t xml:space="preserve">Microsoft. (2024, </w:t>
-      </w:r>
-      <w:proofErr w:type="spellStart"/>
-      <w:r>
-        <w:rPr>
-          <w:lang w:val="en-GB"/>
-        </w:rPr>
-        <w:t>elokuuta</w:t>
-      </w:r>
-      <w:proofErr w:type="spellEnd"/>
-      <w:r>
-        <w:rPr>
-          <w:lang w:val="en-GB"/>
-        </w:rPr>
-        <w:t xml:space="preserve"> 24). </w:t>
+        <w:t xml:space="preserve">Microsoft. (2024, elokuuta 24). </w:t>
       </w:r>
       <w:r>
         <w:rPr>
@@ -52518,21 +52294,7 @@
         <w:rPr>
           <w:lang w:val="en-GB"/>
         </w:rPr>
-        <w:t xml:space="preserve">Red Hat. (2025, </w:t>
-      </w:r>
-      <w:proofErr w:type="spellStart"/>
-      <w:r>
-        <w:rPr>
-          <w:lang w:val="en-GB"/>
-        </w:rPr>
-        <w:t>kesäkuuta</w:t>
-      </w:r>
-      <w:proofErr w:type="spellEnd"/>
-      <w:r>
-        <w:rPr>
-          <w:lang w:val="en-GB"/>
-        </w:rPr>
-        <w:t xml:space="preserve"> 10). </w:t>
+        <w:t xml:space="preserve">Red Hat. (2025, kesäkuuta 10). </w:t>
       </w:r>
       <w:r>
         <w:rPr>
@@ -52588,6 +52350,7 @@
         <w:rPr>
           <w:lang w:val="en-GB"/>
         </w:rPr>
+        <w:lastRenderedPageBreak/>
         <w:t xml:space="preserve">SFS. (2015). </w:t>
       </w:r>
       <w:r>
@@ -52612,19 +52375,11 @@
           <w:lang w:val="en-GB"/>
         </w:rPr>
       </w:pPr>
-      <w:proofErr w:type="spellStart"/>
       <w:r>
         <w:rPr>
           <w:lang w:val="en-GB"/>
         </w:rPr>
-        <w:t>Thomchick</w:t>
-      </w:r>
-      <w:proofErr w:type="spellEnd"/>
-      <w:r>
-        <w:rPr>
-          <w:lang w:val="en-GB"/>
-        </w:rPr>
-        <w:t xml:space="preserve">, R. (2018). </w:t>
+        <w:t xml:space="preserve">Thomchick, R. (2018). </w:t>
       </w:r>
       <w:r>
         <w:rPr>
@@ -52649,43 +52404,7 @@
         <w:rPr>
           <w:lang w:val="en-GB"/>
         </w:rPr>
-        <w:t>Write The Docs. (</w:t>
-      </w:r>
-      <w:proofErr w:type="spellStart"/>
-      <w:r>
-        <w:rPr>
-          <w:lang w:val="en-GB"/>
-        </w:rPr>
-        <w:t>ei</w:t>
-      </w:r>
-      <w:proofErr w:type="spellEnd"/>
-      <w:r>
-        <w:rPr>
-          <w:lang w:val="en-GB"/>
-        </w:rPr>
-        <w:t xml:space="preserve"> </w:t>
-      </w:r>
-      <w:proofErr w:type="spellStart"/>
-      <w:proofErr w:type="gramStart"/>
-      <w:r>
-        <w:rPr>
-          <w:lang w:val="en-GB"/>
-        </w:rPr>
-        <w:t>pvm</w:t>
-      </w:r>
-      <w:proofErr w:type="spellEnd"/>
-      <w:r>
-        <w:rPr>
-          <w:lang w:val="en-GB"/>
-        </w:rPr>
-        <w:t>.-</w:t>
-      </w:r>
-      <w:proofErr w:type="gramEnd"/>
-      <w:r>
-        <w:rPr>
-          <w:lang w:val="en-GB"/>
-        </w:rPr>
-        <w:t xml:space="preserve">a). </w:t>
+        <w:t xml:space="preserve">Write The Docs. (ei pvm.-a). </w:t>
       </w:r>
       <w:r>
         <w:rPr>
@@ -52718,18 +52437,8 @@
           <w:iCs/>
           <w:lang w:val="en-GB"/>
         </w:rPr>
-        <w:t xml:space="preserve">General documentation principles | </w:t>
-      </w:r>
-      <w:proofErr w:type="spellStart"/>
-      <w:r>
-        <w:rPr>
-          <w:i/>
-          <w:iCs/>
-          <w:lang w:val="en-GB"/>
-        </w:rPr>
-        <w:t>Exemplery</w:t>
-      </w:r>
-      <w:proofErr w:type="spellEnd"/>
+        <w:t>General documentation principles | Exemplery</w:t>
+      </w:r>
       <w:r>
         <w:rPr>
           <w:lang w:val="en-GB"/>
@@ -52762,21 +52471,7 @@
         <w:rPr>
           <w:lang w:val="en-GB"/>
         </w:rPr>
-        <w:t xml:space="preserve">. Write The Docs. </w:t>
-      </w:r>
-      <w:proofErr w:type="spellStart"/>
-      <w:r>
-        <w:rPr>
-          <w:lang w:val="en-GB"/>
-        </w:rPr>
-        <w:t>Noudettu</w:t>
-      </w:r>
-      <w:proofErr w:type="spellEnd"/>
-      <w:r>
-        <w:rPr>
-          <w:lang w:val="en-GB"/>
-        </w:rPr>
-        <w:t xml:space="preserve"> https://www.writethedocs.org/guide/writing/docs-principles/#principles-for-great-content</w:t>
+        <w:t>. Write The Docs. Noudettu https://www.writethedocs.org/guide/writing/docs-principles/#principles-for-great-content</w:t>
       </w:r>
     </w:p>
     <w:p>
@@ -52787,43 +52482,7 @@
         <w:rPr>
           <w:lang w:val="en-GB"/>
         </w:rPr>
-        <w:t>Write The Docs. (</w:t>
-      </w:r>
-      <w:proofErr w:type="spellStart"/>
-      <w:r>
-        <w:rPr>
-          <w:lang w:val="en-GB"/>
-        </w:rPr>
-        <w:t>ei</w:t>
-      </w:r>
-      <w:proofErr w:type="spellEnd"/>
-      <w:r>
-        <w:rPr>
-          <w:lang w:val="en-GB"/>
-        </w:rPr>
-        <w:t xml:space="preserve"> </w:t>
-      </w:r>
-      <w:proofErr w:type="spellStart"/>
-      <w:proofErr w:type="gramStart"/>
-      <w:r>
-        <w:rPr>
-          <w:lang w:val="en-GB"/>
-        </w:rPr>
-        <w:t>pvm</w:t>
-      </w:r>
-      <w:proofErr w:type="spellEnd"/>
-      <w:r>
-        <w:rPr>
-          <w:lang w:val="en-GB"/>
-        </w:rPr>
-        <w:t>.-</w:t>
-      </w:r>
-      <w:proofErr w:type="gramEnd"/>
-      <w:r>
-        <w:rPr>
-          <w:lang w:val="en-GB"/>
-        </w:rPr>
-        <w:t xml:space="preserve">d). </w:t>
+        <w:t xml:space="preserve">Write The Docs. (ei pvm.-d). </w:t>
       </w:r>
       <w:r>
         <w:rPr>
@@ -52881,6 +52540,7 @@
         <w:pStyle w:val="Liitteenotsikko"/>
       </w:pPr>
       <w:r>
+        <w:lastRenderedPageBreak/>
         <w:t>Liite 1: Aineistonhallintasuunnitelma</w:t>
       </w:r>
     </w:p>
@@ -53976,7 +53636,6 @@
           <w:docPartUnique/>
         </w:docPartObj>
       </w:sdtPr>
-      <w:sdtEndPr/>
       <w:sdtContent>
         <w:r>
           <w:fldChar w:fldCharType="begin"/>
@@ -54003,7 +53662,7 @@
         <w:rPr>
           <w:noProof/>
         </w:rPr>
-        <w:t>41</w:t>
+        <w:t>42</w:t>
       </w:r>
     </w:fldSimple>
     <w:r>
@@ -54024,7 +53683,6 @@
         <w:docPartUnique/>
       </w:docPartObj>
     </w:sdtPr>
-    <w:sdtEndPr/>
     <w:sdtContent>
       <w:p>
         <w:pPr>
@@ -54070,7 +53728,6 @@
         <w:docPartUnique/>
       </w:docPartObj>
     </w:sdtPr>
-    <w:sdtEndPr/>
     <w:sdtContent>
       <w:p>
         <w:pPr>
@@ -55492,6 +55149,7 @@
   <w:style w:type="character" w:default="1" w:styleId="DefaultParagraphFont">
     <w:name w:val="Default Paragraph Font"/>
     <w:uiPriority w:val="1"/>
+    <w:semiHidden/>
     <w:unhideWhenUsed/>
   </w:style>
   <w:style w:type="table" w:default="1" w:styleId="TableNormal">
@@ -56801,12 +56459,9 @@
 </file>
 
 <file path=customXml/item2.xml><?xml version="1.0" encoding="utf-8"?>
-<?mso-contentType ?>
-<FormTemplates xmlns="http://schemas.microsoft.com/sharepoint/v3/contenttype/forms">
-  <Display>DocumentLibraryForm</Display>
-  <Edit>DocumentLibraryForm</Edit>
-  <New>DocumentLibraryForm</New>
-</FormTemplates>
+<p:properties xmlns:p="http://schemas.microsoft.com/office/2006/metadata/properties" xmlns:xsi="http://www.w3.org/2001/XMLSchema-instance" xmlns:pc="http://schemas.microsoft.com/office/infopath/2007/PartnerControls">
+  <documentManagement/>
+</p:properties>
 </file>
 
 <file path=customXml/item3.xml><?xml version="1.0" encoding="utf-8"?>
@@ -56852,9 +56507,12 @@
 </file>
 
 <file path=customXml/item4.xml><?xml version="1.0" encoding="utf-8"?>
-<p:properties xmlns:p="http://schemas.microsoft.com/office/2006/metadata/properties" xmlns:xsi="http://www.w3.org/2001/XMLSchema-instance" xmlns:pc="http://schemas.microsoft.com/office/infopath/2007/PartnerControls">
-  <documentManagement/>
-</p:properties>
+<?mso-contentType ?>
+<FormTemplates xmlns="http://schemas.microsoft.com/sharepoint/v3/contenttype/forms">
+  <Display>DocumentLibraryForm</Display>
+  <Edit>DocumentLibraryForm</Edit>
+  <New>DocumentLibraryForm</New>
+</FormTemplates>
 </file>
 
 <file path=customXml/itemProps1.xml><?xml version="1.0" encoding="utf-8"?>
@@ -56876,9 +56534,10 @@
 </file>
 
 <file path=customXml/itemProps2.xml><?xml version="1.0" encoding="utf-8"?>
-<ds:datastoreItem xmlns:ds="http://schemas.openxmlformats.org/officeDocument/2006/customXml" ds:itemID="{5ECCC9D4-E686-4B2F-A1CC-AE846B248C46}">
+<ds:datastoreItem xmlns:ds="http://schemas.openxmlformats.org/officeDocument/2006/customXml" ds:itemID="{71B99032-80EA-45DA-B253-971174D150A4}">
   <ds:schemaRefs>
-    <ds:schemaRef ds:uri="http://schemas.microsoft.com/sharepoint/v3/contenttype/forms"/>
+    <ds:schemaRef ds:uri="http://schemas.microsoft.com/office/2006/metadata/properties"/>
+    <ds:schemaRef ds:uri="http://schemas.microsoft.com/office/infopath/2007/PartnerControls"/>
   </ds:schemaRefs>
 </ds:datastoreItem>
 </file>
@@ -56892,10 +56551,9 @@
 </file>
 
 <file path=customXml/itemProps4.xml><?xml version="1.0" encoding="utf-8"?>
-<ds:datastoreItem xmlns:ds="http://schemas.openxmlformats.org/officeDocument/2006/customXml" ds:itemID="{71B99032-80EA-45DA-B253-971174D150A4}">
+<ds:datastoreItem xmlns:ds="http://schemas.openxmlformats.org/officeDocument/2006/customXml" ds:itemID="{5ECCC9D4-E686-4B2F-A1CC-AE846B248C46}">
   <ds:schemaRefs>
-    <ds:schemaRef ds:uri="http://schemas.microsoft.com/office/2006/metadata/properties"/>
-    <ds:schemaRef ds:uri="http://schemas.microsoft.com/office/infopath/2007/PartnerControls"/>
+    <ds:schemaRef ds:uri="http://schemas.microsoft.com/sharepoint/v3/contenttype/forms"/>
   </ds:schemaRefs>
 </ds:datastoreItem>
 </file>
